--- a/CAMBRIDGE/analysis/Analysis.docx
+++ b/CAMBRIDGE/analysis/Analysis.docx
@@ -311,10 +311,10 @@
         </w:rPr>
         <w:lastRenderedPageBreak/>
         <w:drawing>
-          <wp:inline distT="0" distB="0" distL="0" distR="0" wp14:anchorId="3F20C870" wp14:editId="4CD18DB4">
-            <wp:extent cx="5274310" cy="4586605"/>
-            <wp:effectExtent l="0" t="0" r="2540" b="4445"/>
-            <wp:docPr id="1066522875" name="Picture 4"/>
+          <wp:inline distT="0" distB="0" distL="0" distR="0" wp14:anchorId="4792BC14" wp14:editId="0EEC0C23">
+            <wp:extent cx="5278755" cy="4589780"/>
+            <wp:effectExtent l="0" t="0" r="0" b="1270"/>
+            <wp:docPr id="1995587007" name="Picture 1"/>
             <wp:cNvGraphicFramePr>
               <a:graphicFrameLocks xmlns:a="http://schemas.openxmlformats.org/drawingml/2006/main" noChangeAspect="1"/>
             </wp:cNvGraphicFramePr>
@@ -322,7 +322,7 @@
               <a:graphicData uri="http://schemas.openxmlformats.org/drawingml/2006/picture">
                 <pic:pic xmlns:pic="http://schemas.openxmlformats.org/drawingml/2006/picture">
                   <pic:nvPicPr>
-                    <pic:cNvPr id="0" name="Picture 4"/>
+                    <pic:cNvPr id="0" name="Picture 1"/>
                     <pic:cNvPicPr>
                       <a:picLocks noChangeAspect="1" noChangeArrowheads="1"/>
                     </pic:cNvPicPr>
@@ -343,7 +343,7 @@
                   <pic:spPr bwMode="auto">
                     <a:xfrm>
                       <a:off x="0" y="0"/>
-                      <a:ext cx="5274310" cy="4586605"/>
+                      <a:ext cx="5278755" cy="4589780"/>
                     </a:xfrm>
                     <a:prstGeom prst="rect">
                       <a:avLst/>
@@ -1353,6 +1353,7 @@
   <w:style w:type="character" w:default="1" w:styleId="DefaultParagraphFont">
     <w:name w:val="Default Paragraph Font"/>
     <w:uiPriority w:val="1"/>
+    <w:semiHidden/>
     <w:unhideWhenUsed/>
   </w:style>
   <w:style w:type="table" w:default="1" w:styleId="TableNormal">

--- a/CAMBRIDGE/analysis/Analysis.docx
+++ b/CAMBRIDGE/analysis/Analysis.docx
@@ -620,6 +620,378 @@
       <w:pPr>
         <w:pStyle w:val="NoSpacing"/>
         <w:jc w:val="both"/>
+        <w:rPr>
+          <w:rFonts w:ascii="Arial" w:hAnsi="Arial" w:cs="Arial"/>
+          <w:sz w:val="20"/>
+          <w:szCs w:val="20"/>
+        </w:rPr>
+      </w:pPr>
+    </w:p>
+    <w:p>
+      <w:pPr>
+        <w:pStyle w:val="NoSpacing"/>
+        <w:jc w:val="both"/>
+        <w:rPr>
+          <w:rFonts w:ascii="Arial" w:hAnsi="Arial" w:cs="Arial"/>
+          <w:sz w:val="20"/>
+          <w:szCs w:val="20"/>
+        </w:rPr>
+      </w:pPr>
+    </w:p>
+    <w:p>
+      <w:pPr>
+        <w:pStyle w:val="NoSpacing"/>
+        <w:jc w:val="both"/>
+        <w:rPr>
+          <w:rFonts w:ascii="Arial" w:hAnsi="Arial" w:cs="Arial"/>
+          <w:sz w:val="20"/>
+          <w:szCs w:val="20"/>
+        </w:rPr>
+      </w:pPr>
+    </w:p>
+    <w:p>
+      <w:pPr>
+        <w:pStyle w:val="NoSpacing"/>
+        <w:jc w:val="both"/>
+        <w:rPr>
+          <w:rFonts w:ascii="Arial" w:hAnsi="Arial" w:cs="Arial"/>
+          <w:sz w:val="20"/>
+          <w:szCs w:val="20"/>
+        </w:rPr>
+      </w:pPr>
+    </w:p>
+    <w:p>
+      <w:pPr>
+        <w:pStyle w:val="NoSpacing"/>
+        <w:jc w:val="both"/>
+        <w:rPr>
+          <w:rFonts w:ascii="Arial" w:hAnsi="Arial" w:cs="Arial"/>
+          <w:sz w:val="20"/>
+          <w:szCs w:val="20"/>
+        </w:rPr>
+      </w:pPr>
+    </w:p>
+    <w:p>
+      <w:pPr>
+        <w:pStyle w:val="NoSpacing"/>
+        <w:jc w:val="both"/>
+        <w:rPr>
+          <w:rFonts w:ascii="Arial" w:hAnsi="Arial" w:cs="Arial"/>
+          <w:sz w:val="20"/>
+          <w:szCs w:val="20"/>
+        </w:rPr>
+      </w:pPr>
+    </w:p>
+    <w:p>
+      <w:pPr>
+        <w:pStyle w:val="NoSpacing"/>
+        <w:jc w:val="both"/>
+        <w:rPr>
+          <w:rFonts w:ascii="Arial" w:hAnsi="Arial" w:cs="Arial"/>
+          <w:sz w:val="20"/>
+          <w:szCs w:val="20"/>
+        </w:rPr>
+      </w:pPr>
+    </w:p>
+    <w:p>
+      <w:pPr>
+        <w:pStyle w:val="NoSpacing"/>
+        <w:jc w:val="both"/>
+        <w:rPr>
+          <w:rFonts w:ascii="Arial" w:hAnsi="Arial" w:cs="Arial"/>
+          <w:sz w:val="20"/>
+          <w:szCs w:val="20"/>
+        </w:rPr>
+      </w:pPr>
+    </w:p>
+    <w:p>
+      <w:pPr>
+        <w:pStyle w:val="NoSpacing"/>
+        <w:jc w:val="both"/>
+        <w:rPr>
+          <w:rFonts w:ascii="Arial" w:hAnsi="Arial" w:cs="Arial"/>
+          <w:sz w:val="20"/>
+          <w:szCs w:val="20"/>
+        </w:rPr>
+      </w:pPr>
+    </w:p>
+    <w:p>
+      <w:pPr>
+        <w:pStyle w:val="NoSpacing"/>
+        <w:jc w:val="both"/>
+        <w:rPr>
+          <w:rFonts w:ascii="Arial" w:hAnsi="Arial" w:cs="Arial"/>
+          <w:sz w:val="20"/>
+          <w:szCs w:val="20"/>
+        </w:rPr>
+      </w:pPr>
+    </w:p>
+    <w:p>
+      <w:pPr>
+        <w:pStyle w:val="NoSpacing"/>
+        <w:jc w:val="both"/>
+        <w:rPr>
+          <w:rFonts w:ascii="Arial" w:hAnsi="Arial" w:cs="Arial"/>
+          <w:sz w:val="20"/>
+          <w:szCs w:val="20"/>
+        </w:rPr>
+      </w:pPr>
+    </w:p>
+    <w:p>
+      <w:pPr>
+        <w:pStyle w:val="NoSpacing"/>
+        <w:jc w:val="center"/>
+        <w:rPr>
+          <w:rFonts w:ascii="Arial" w:hAnsi="Arial" w:cs="Arial"/>
+          <w:sz w:val="20"/>
+          <w:szCs w:val="20"/>
+        </w:rPr>
+      </w:pPr>
+      <w:r>
+        <w:rPr>
+          <w:rFonts w:ascii="Arial" w:hAnsi="Arial" w:cs="Arial"/>
+          <w:sz w:val="20"/>
+          <w:szCs w:val="20"/>
+        </w:rPr>
+        <w:lastRenderedPageBreak/>
+        <w:drawing>
+          <wp:inline distT="0" distB="0" distL="0" distR="0" wp14:anchorId="1E5A4669" wp14:editId="2093B76F">
+            <wp:extent cx="3738563" cy="6794177"/>
+            <wp:effectExtent l="0" t="0" r="0" b="6985"/>
+            <wp:docPr id="2009083816" name="Picture 2"/>
+            <wp:cNvGraphicFramePr>
+              <a:graphicFrameLocks xmlns:a="http://schemas.openxmlformats.org/drawingml/2006/main" noChangeAspect="1"/>
+            </wp:cNvGraphicFramePr>
+            <a:graphic xmlns:a="http://schemas.openxmlformats.org/drawingml/2006/main">
+              <a:graphicData uri="http://schemas.openxmlformats.org/drawingml/2006/picture">
+                <pic:pic xmlns:pic="http://schemas.openxmlformats.org/drawingml/2006/picture">
+                  <pic:nvPicPr>
+                    <pic:cNvPr id="0" name="Picture 2"/>
+                    <pic:cNvPicPr>
+                      <a:picLocks noChangeAspect="1" noChangeArrowheads="1"/>
+                    </pic:cNvPicPr>
+                  </pic:nvPicPr>
+                  <pic:blipFill rotWithShape="1">
+                    <a:blip r:embed="rId6" cstate="print">
+                      <a:extLst>
+                        <a:ext uri="{28A0092B-C50C-407E-A947-70E740481C1C}">
+                          <a14:useLocalDpi xmlns:a14="http://schemas.microsoft.com/office/drawing/2010/main" val="0"/>
+                        </a:ext>
+                      </a:extLst>
+                    </a:blip>
+                    <a:srcRect t="1863" r="65987"/>
+                    <a:stretch>
+                      <a:fillRect/>
+                    </a:stretch>
+                  </pic:blipFill>
+                  <pic:spPr bwMode="auto">
+                    <a:xfrm>
+                      <a:off x="0" y="0"/>
+                      <a:ext cx="3743976" cy="6804015"/>
+                    </a:xfrm>
+                    <a:prstGeom prst="rect">
+                      <a:avLst/>
+                    </a:prstGeom>
+                    <a:noFill/>
+                    <a:ln>
+                      <a:noFill/>
+                    </a:ln>
+                    <a:extLst>
+                      <a:ext uri="{53640926-AAD7-44D8-BBD7-CCE9431645EC}">
+                        <a14:shadowObscured xmlns:a14="http://schemas.microsoft.com/office/drawing/2010/main"/>
+                      </a:ext>
+                    </a:extLst>
+                  </pic:spPr>
+                </pic:pic>
+              </a:graphicData>
+            </a:graphic>
+          </wp:inline>
+        </w:drawing>
+      </w:r>
+    </w:p>
+    <w:p>
+      <w:pPr>
+        <w:pStyle w:val="NoSpacing"/>
+        <w:rPr>
+          <w:rFonts w:ascii="Arial" w:hAnsi="Arial" w:cs="Arial"/>
+          <w:sz w:val="20"/>
+          <w:szCs w:val="20"/>
+        </w:rPr>
+      </w:pPr>
+    </w:p>
+    <w:p>
+      <w:pPr>
+        <w:pStyle w:val="NoSpacing"/>
+        <w:rPr>
+          <w:rFonts w:ascii="Arial" w:hAnsi="Arial" w:cs="Arial"/>
+          <w:sz w:val="20"/>
+          <w:szCs w:val="20"/>
+        </w:rPr>
+      </w:pPr>
+    </w:p>
+    <w:p>
+      <w:pPr>
+        <w:pStyle w:val="NoSpacing"/>
+        <w:rPr>
+          <w:rFonts w:ascii="Arial" w:hAnsi="Arial" w:cs="Arial"/>
+          <w:sz w:val="20"/>
+          <w:szCs w:val="20"/>
+        </w:rPr>
+      </w:pPr>
+    </w:p>
+    <w:p>
+      <w:pPr>
+        <w:pStyle w:val="NoSpacing"/>
+        <w:rPr>
+          <w:rFonts w:ascii="Arial" w:hAnsi="Arial" w:cs="Arial"/>
+          <w:sz w:val="20"/>
+          <w:szCs w:val="20"/>
+        </w:rPr>
+      </w:pPr>
+    </w:p>
+    <w:p>
+      <w:pPr>
+        <w:pStyle w:val="NoSpacing"/>
+        <w:rPr>
+          <w:rFonts w:ascii="Arial" w:hAnsi="Arial" w:cs="Arial"/>
+          <w:sz w:val="20"/>
+          <w:szCs w:val="20"/>
+        </w:rPr>
+      </w:pPr>
+    </w:p>
+    <w:p>
+      <w:pPr>
+        <w:pStyle w:val="NoSpacing"/>
+        <w:rPr>
+          <w:rFonts w:ascii="Arial" w:hAnsi="Arial" w:cs="Arial"/>
+          <w:sz w:val="20"/>
+          <w:szCs w:val="20"/>
+        </w:rPr>
+      </w:pPr>
+    </w:p>
+    <w:p>
+      <w:pPr>
+        <w:pStyle w:val="NoSpacing"/>
+        <w:rPr>
+          <w:rFonts w:ascii="Arial" w:hAnsi="Arial" w:cs="Arial"/>
+          <w:sz w:val="20"/>
+          <w:szCs w:val="20"/>
+        </w:rPr>
+      </w:pPr>
+    </w:p>
+    <w:p>
+      <w:pPr>
+        <w:pStyle w:val="NoSpacing"/>
+        <w:rPr>
+          <w:rFonts w:ascii="Arial" w:hAnsi="Arial" w:cs="Arial"/>
+          <w:sz w:val="20"/>
+          <w:szCs w:val="20"/>
+        </w:rPr>
+      </w:pPr>
+    </w:p>
+    <w:p>
+      <w:pPr>
+        <w:pStyle w:val="NoSpacing"/>
+        <w:rPr>
+          <w:rFonts w:ascii="Arial" w:hAnsi="Arial" w:cs="Arial"/>
+          <w:sz w:val="20"/>
+          <w:szCs w:val="20"/>
+        </w:rPr>
+      </w:pPr>
+    </w:p>
+    <w:p>
+      <w:pPr>
+        <w:pStyle w:val="NoSpacing"/>
+        <w:rPr>
+          <w:rFonts w:ascii="Arial" w:hAnsi="Arial" w:cs="Arial"/>
+          <w:sz w:val="20"/>
+          <w:szCs w:val="20"/>
+        </w:rPr>
+      </w:pPr>
+    </w:p>
+    <w:p>
+      <w:pPr>
+        <w:pStyle w:val="NoSpacing"/>
+        <w:rPr>
+          <w:rFonts w:ascii="Arial" w:hAnsi="Arial" w:cs="Arial"/>
+          <w:sz w:val="20"/>
+          <w:szCs w:val="20"/>
+        </w:rPr>
+      </w:pPr>
+    </w:p>
+    <w:p>
+      <w:pPr>
+        <w:pStyle w:val="NoSpacing"/>
+        <w:rPr>
+          <w:rFonts w:ascii="Arial" w:hAnsi="Arial" w:cs="Arial"/>
+          <w:sz w:val="20"/>
+          <w:szCs w:val="20"/>
+        </w:rPr>
+      </w:pPr>
+    </w:p>
+    <w:p>
+      <w:pPr>
+        <w:pStyle w:val="NoSpacing"/>
+        <w:rPr>
+          <w:rFonts w:ascii="Arial" w:hAnsi="Arial" w:cs="Arial"/>
+          <w:sz w:val="20"/>
+          <w:szCs w:val="20"/>
+        </w:rPr>
+      </w:pPr>
+    </w:p>
+    <w:p>
+      <w:pPr>
+        <w:pStyle w:val="NoSpacing"/>
+        <w:rPr>
+          <w:rFonts w:ascii="Arial" w:hAnsi="Arial" w:cs="Arial"/>
+          <w:sz w:val="20"/>
+          <w:szCs w:val="20"/>
+        </w:rPr>
+      </w:pPr>
+    </w:p>
+    <w:p>
+      <w:pPr>
+        <w:pStyle w:val="NoSpacing"/>
+        <w:rPr>
+          <w:rFonts w:ascii="Arial" w:hAnsi="Arial" w:cs="Arial"/>
+          <w:sz w:val="20"/>
+          <w:szCs w:val="20"/>
+        </w:rPr>
+      </w:pPr>
+    </w:p>
+    <w:p>
+      <w:pPr>
+        <w:pStyle w:val="NoSpacing"/>
+        <w:rPr>
+          <w:rFonts w:ascii="Arial" w:hAnsi="Arial" w:cs="Arial"/>
+          <w:sz w:val="20"/>
+          <w:szCs w:val="20"/>
+        </w:rPr>
+      </w:pPr>
+    </w:p>
+    <w:p>
+      <w:pPr>
+        <w:pStyle w:val="NoSpacing"/>
+        <w:rPr>
+          <w:rFonts w:ascii="Arial" w:hAnsi="Arial" w:cs="Arial"/>
+          <w:sz w:val="20"/>
+          <w:szCs w:val="20"/>
+        </w:rPr>
+      </w:pPr>
+    </w:p>
+    <w:p>
+      <w:pPr>
+        <w:pStyle w:val="NoSpacing"/>
+        <w:rPr>
+          <w:rFonts w:ascii="Arial" w:hAnsi="Arial" w:cs="Arial"/>
+          <w:sz w:val="20"/>
+          <w:szCs w:val="20"/>
+        </w:rPr>
+      </w:pPr>
+    </w:p>
+    <w:p>
+      <w:pPr>
+        <w:pStyle w:val="NoSpacing"/>
         <w:rPr>
           <w:rFonts w:ascii="Arial" w:hAnsi="Arial" w:cs="Arial"/>
           <w:sz w:val="20"/>
@@ -1353,7 +1725,6 @@
   <w:style w:type="character" w:default="1" w:styleId="DefaultParagraphFont">
     <w:name w:val="Default Paragraph Font"/>
     <w:uiPriority w:val="1"/>
-    <w:semiHidden/>
     <w:unhideWhenUsed/>
   </w:style>
   <w:style w:type="table" w:default="1" w:styleId="TableNormal">

--- a/CAMBRIDGE/analysis/Analysis.docx
+++ b/CAMBRIDGE/analysis/Analysis.docx
@@ -852,12 +852,74 @@
     <w:p>
       <w:pPr>
         <w:pStyle w:val="NoSpacing"/>
-        <w:rPr>
-          <w:rFonts w:ascii="Arial" w:hAnsi="Arial" w:cs="Arial"/>
-          <w:sz w:val="20"/>
-          <w:szCs w:val="20"/>
-        </w:rPr>
-      </w:pPr>
+        <w:jc w:val="center"/>
+        <w:rPr>
+          <w:rFonts w:ascii="Arial" w:hAnsi="Arial" w:cs="Arial"/>
+          <w:sz w:val="20"/>
+          <w:szCs w:val="20"/>
+        </w:rPr>
+      </w:pPr>
+      <w:r>
+        <w:rPr>
+          <w:rFonts w:ascii="Arial" w:hAnsi="Arial" w:cs="Arial"/>
+          <w:sz w:val="20"/>
+          <w:szCs w:val="20"/>
+        </w:rPr>
+        <w:lastRenderedPageBreak/>
+        <w:drawing>
+          <wp:inline distT="0" distB="0" distL="0" distR="0" wp14:anchorId="7C02695A" wp14:editId="764651BF">
+            <wp:extent cx="3543300" cy="2812655"/>
+            <wp:effectExtent l="0" t="0" r="0" b="6985"/>
+            <wp:docPr id="1670040034" name="Picture 3"/>
+            <wp:cNvGraphicFramePr>
+              <a:graphicFrameLocks xmlns:a="http://schemas.openxmlformats.org/drawingml/2006/main" noChangeAspect="1"/>
+            </wp:cNvGraphicFramePr>
+            <a:graphic xmlns:a="http://schemas.openxmlformats.org/drawingml/2006/main">
+              <a:graphicData uri="http://schemas.openxmlformats.org/drawingml/2006/picture">
+                <pic:pic xmlns:pic="http://schemas.openxmlformats.org/drawingml/2006/picture">
+                  <pic:nvPicPr>
+                    <pic:cNvPr id="0" name="Picture 3"/>
+                    <pic:cNvPicPr>
+                      <a:picLocks noChangeAspect="1" noChangeArrowheads="1"/>
+                    </pic:cNvPicPr>
+                  </pic:nvPicPr>
+                  <pic:blipFill rotWithShape="1">
+                    <a:blip r:embed="rId7" cstate="print">
+                      <a:extLst>
+                        <a:ext uri="{28A0092B-C50C-407E-A947-70E740481C1C}">
+                          <a14:useLocalDpi xmlns:a14="http://schemas.microsoft.com/office/drawing/2010/main" val="0"/>
+                        </a:ext>
+                      </a:extLst>
+                    </a:blip>
+                    <a:srcRect l="50452" t="8228"/>
+                    <a:stretch>
+                      <a:fillRect/>
+                    </a:stretch>
+                  </pic:blipFill>
+                  <pic:spPr bwMode="auto">
+                    <a:xfrm>
+                      <a:off x="0" y="0"/>
+                      <a:ext cx="3553015" cy="2820367"/>
+                    </a:xfrm>
+                    <a:prstGeom prst="rect">
+                      <a:avLst/>
+                    </a:prstGeom>
+                    <a:noFill/>
+                    <a:ln>
+                      <a:noFill/>
+                    </a:ln>
+                    <a:extLst>
+                      <a:ext uri="{53640926-AAD7-44D8-BBD7-CCE9431645EC}">
+                        <a14:shadowObscured xmlns:a14="http://schemas.microsoft.com/office/drawing/2010/main"/>
+                      </a:ext>
+                    </a:extLst>
+                  </pic:spPr>
+                </pic:pic>
+              </a:graphicData>
+            </a:graphic>
+          </wp:inline>
+        </w:drawing>
+      </w:r>
     </w:p>
     <w:p>
       <w:pPr>

--- a/CAMBRIDGE/analysis/Analysis.docx
+++ b/CAMBRIDGE/analysis/Analysis.docx
@@ -152,7 +152,7 @@
                     </pic:cNvPicPr>
                   </pic:nvPicPr>
                   <pic:blipFill>
-                    <a:blip r:embed="rId4" cstate="print">
+                    <a:blip r:embed="rId5" cstate="print">
                       <a:extLst>
                         <a:ext uri="{28A0092B-C50C-407E-A947-70E740481C1C}">
                           <a14:useLocalDpi xmlns:a14="http://schemas.microsoft.com/office/drawing/2010/main" val="0"/>
@@ -328,7 +328,7 @@
                     </pic:cNvPicPr>
                   </pic:nvPicPr>
                   <pic:blipFill>
-                    <a:blip r:embed="rId5" cstate="print">
+                    <a:blip r:embed="rId6" cstate="print">
                       <a:extLst>
                         <a:ext uri="{28A0092B-C50C-407E-A947-70E740481C1C}">
                           <a14:useLocalDpi xmlns:a14="http://schemas.microsoft.com/office/drawing/2010/main" val="0"/>
@@ -436,7 +436,15 @@
           <w:sz w:val="20"/>
           <w:szCs w:val="20"/>
         </w:rPr>
-        <w:t>Experiemnto 3:</w:t>
+        <w:t>Experimento</w:t>
+      </w:r>
+      <w:r>
+        <w:rPr>
+          <w:rFonts w:ascii="Arial" w:hAnsi="Arial" w:cs="Arial"/>
+          <w:sz w:val="20"/>
+          <w:szCs w:val="20"/>
+        </w:rPr>
+        <w:t xml:space="preserve"> 3:</w:t>
       </w:r>
     </w:p>
     <w:p>
@@ -755,7 +763,7 @@
         </w:rPr>
         <w:lastRenderedPageBreak/>
         <w:drawing>
-          <wp:inline distT="0" distB="0" distL="0" distR="0" wp14:anchorId="1E5A4669" wp14:editId="2093B76F">
+          <wp:inline distT="0" distB="0" distL="0" distR="0" wp14:anchorId="1E5A4669" wp14:editId="3523E008">
             <wp:extent cx="3738563" cy="6794177"/>
             <wp:effectExtent l="0" t="0" r="0" b="6985"/>
             <wp:docPr id="2009083816" name="Picture 2"/>
@@ -772,7 +780,7 @@
                     </pic:cNvPicPr>
                   </pic:nvPicPr>
                   <pic:blipFill rotWithShape="1">
-                    <a:blip r:embed="rId6" cstate="print">
+                    <a:blip r:embed="rId7" cstate="print">
                       <a:extLst>
                         <a:ext uri="{28A0092B-C50C-407E-A947-70E740481C1C}">
                           <a14:useLocalDpi xmlns:a14="http://schemas.microsoft.com/office/drawing/2010/main" val="0"/>
@@ -828,6 +836,175 @@
           <w:szCs w:val="20"/>
         </w:rPr>
       </w:pPr>
+      <w:r>
+        <w:rPr>
+          <w:rFonts w:ascii="Arial" w:hAnsi="Arial" w:cs="Arial"/>
+          <w:sz w:val="20"/>
+          <w:szCs w:val="20"/>
+          <w:highlight w:val="yellow"/>
+        </w:rPr>
+        <w:t>Conclusiones IMPORTANTES:</w:t>
+      </w:r>
+    </w:p>
+    <w:p>
+      <w:pPr>
+        <w:pStyle w:val="NoSpacing"/>
+        <w:rPr>
+          <w:rFonts w:ascii="Arial" w:hAnsi="Arial" w:cs="Arial"/>
+          <w:sz w:val="20"/>
+          <w:szCs w:val="20"/>
+        </w:rPr>
+      </w:pPr>
+    </w:p>
+    <w:p>
+      <w:pPr>
+        <w:pStyle w:val="NoSpacing"/>
+        <w:numPr>
+          <w:ilvl w:val="0"/>
+          <w:numId w:val="1"/>
+        </w:numPr>
+        <w:rPr>
+          <w:rFonts w:ascii="Arial" w:hAnsi="Arial" w:cs="Arial"/>
+          <w:sz w:val="20"/>
+          <w:szCs w:val="20"/>
+        </w:rPr>
+      </w:pPr>
+      <w:r>
+        <w:rPr>
+          <w:rFonts w:ascii="Arial" w:hAnsi="Arial" w:cs="Arial"/>
+          <w:sz w:val="20"/>
+          <w:szCs w:val="20"/>
+        </w:rPr>
+        <w:t>El gantry tiene mal calibrado el eje Z</w:t>
+      </w:r>
+    </w:p>
+    <w:p>
+      <w:pPr>
+        <w:pStyle w:val="NoSpacing"/>
+        <w:rPr>
+          <w:rFonts w:ascii="Arial" w:hAnsi="Arial" w:cs="Arial"/>
+          <w:sz w:val="20"/>
+          <w:szCs w:val="20"/>
+        </w:rPr>
+      </w:pPr>
+    </w:p>
+    <w:p>
+      <w:pPr>
+        <w:pStyle w:val="NoSpacing"/>
+        <w:rPr>
+          <w:rFonts w:ascii="Arial" w:hAnsi="Arial" w:cs="Arial"/>
+          <w:sz w:val="20"/>
+          <w:szCs w:val="20"/>
+        </w:rPr>
+      </w:pPr>
+    </w:p>
+    <w:p>
+      <w:pPr>
+        <w:pStyle w:val="NoSpacing"/>
+        <w:rPr>
+          <w:rFonts w:ascii="Arial" w:hAnsi="Arial" w:cs="Arial"/>
+          <w:sz w:val="20"/>
+          <w:szCs w:val="20"/>
+        </w:rPr>
+      </w:pPr>
+    </w:p>
+    <w:p>
+      <w:pPr>
+        <w:pStyle w:val="NoSpacing"/>
+        <w:rPr>
+          <w:rFonts w:ascii="Arial" w:hAnsi="Arial" w:cs="Arial"/>
+          <w:sz w:val="20"/>
+          <w:szCs w:val="20"/>
+        </w:rPr>
+      </w:pPr>
+    </w:p>
+    <w:p>
+      <w:pPr>
+        <w:pStyle w:val="NoSpacing"/>
+        <w:rPr>
+          <w:rFonts w:ascii="Arial" w:hAnsi="Arial" w:cs="Arial"/>
+          <w:sz w:val="20"/>
+          <w:szCs w:val="20"/>
+        </w:rPr>
+      </w:pPr>
+    </w:p>
+    <w:p>
+      <w:pPr>
+        <w:pStyle w:val="NoSpacing"/>
+        <w:rPr>
+          <w:rFonts w:ascii="Arial" w:hAnsi="Arial" w:cs="Arial"/>
+          <w:sz w:val="20"/>
+          <w:szCs w:val="20"/>
+        </w:rPr>
+      </w:pPr>
+    </w:p>
+    <w:p>
+      <w:pPr>
+        <w:pStyle w:val="NoSpacing"/>
+        <w:rPr>
+          <w:rFonts w:ascii="Arial" w:hAnsi="Arial" w:cs="Arial"/>
+          <w:sz w:val="20"/>
+          <w:szCs w:val="20"/>
+        </w:rPr>
+      </w:pPr>
+    </w:p>
+    <w:p>
+      <w:pPr>
+        <w:pStyle w:val="NoSpacing"/>
+        <w:rPr>
+          <w:rFonts w:ascii="Arial" w:hAnsi="Arial" w:cs="Arial"/>
+          <w:sz w:val="20"/>
+          <w:szCs w:val="20"/>
+        </w:rPr>
+      </w:pPr>
+    </w:p>
+    <w:p>
+      <w:pPr>
+        <w:pStyle w:val="NoSpacing"/>
+        <w:rPr>
+          <w:rFonts w:ascii="Arial" w:hAnsi="Arial" w:cs="Arial"/>
+          <w:sz w:val="20"/>
+          <w:szCs w:val="20"/>
+        </w:rPr>
+      </w:pPr>
+    </w:p>
+    <w:p>
+      <w:pPr>
+        <w:pStyle w:val="NoSpacing"/>
+        <w:rPr>
+          <w:rFonts w:ascii="Arial" w:hAnsi="Arial" w:cs="Arial"/>
+          <w:sz w:val="20"/>
+          <w:szCs w:val="20"/>
+        </w:rPr>
+      </w:pPr>
+    </w:p>
+    <w:p>
+      <w:pPr>
+        <w:pStyle w:val="NoSpacing"/>
+        <w:rPr>
+          <w:rFonts w:ascii="Arial" w:hAnsi="Arial" w:cs="Arial"/>
+          <w:sz w:val="20"/>
+          <w:szCs w:val="20"/>
+        </w:rPr>
+      </w:pPr>
+    </w:p>
+    <w:p>
+      <w:pPr>
+        <w:pStyle w:val="NoSpacing"/>
+        <w:rPr>
+          <w:rFonts w:ascii="Arial" w:hAnsi="Arial" w:cs="Arial"/>
+          <w:sz w:val="20"/>
+          <w:szCs w:val="20"/>
+        </w:rPr>
+      </w:pPr>
+      <w:r>
+        <w:rPr>
+          <w:rFonts w:ascii="Arial" w:hAnsi="Arial" w:cs="Arial"/>
+          <w:sz w:val="20"/>
+          <w:szCs w:val="20"/>
+        </w:rPr>
+        <w:t>Evaluación del efecto del número de orientaciones K:</w:t>
+      </w:r>
     </w:p>
     <w:p>
       <w:pPr>
@@ -865,7 +1042,6 @@
           <w:sz w:val="20"/>
           <w:szCs w:val="20"/>
         </w:rPr>
-        <w:lastRenderedPageBreak/>
         <w:drawing>
           <wp:inline distT="0" distB="0" distL="0" distR="0" wp14:anchorId="7C02695A" wp14:editId="764651BF">
             <wp:extent cx="3543300" cy="2812655"/>
@@ -884,7 +1060,7 @@
                     </pic:cNvPicPr>
                   </pic:nvPicPr>
                   <pic:blipFill rotWithShape="1">
-                    <a:blip r:embed="rId7" cstate="print">
+                    <a:blip r:embed="rId8" cstate="print">
                       <a:extLst>
                         <a:ext uri="{28A0092B-C50C-407E-A947-70E740481C1C}">
                           <a14:useLocalDpi xmlns:a14="http://schemas.microsoft.com/office/drawing/2010/main" val="0"/>
@@ -946,80 +1122,584 @@
         <w:pStyle w:val="NoSpacing"/>
         <w:rPr>
           <w:rFonts w:ascii="Arial" w:hAnsi="Arial" w:cs="Arial"/>
-          <w:sz w:val="20"/>
-          <w:szCs w:val="20"/>
-        </w:rPr>
-      </w:pPr>
-    </w:p>
-    <w:p>
-      <w:pPr>
-        <w:pStyle w:val="NoSpacing"/>
-        <w:rPr>
-          <w:rFonts w:ascii="Arial" w:hAnsi="Arial" w:cs="Arial"/>
-          <w:sz w:val="20"/>
-          <w:szCs w:val="20"/>
-        </w:rPr>
-      </w:pPr>
-    </w:p>
-    <w:p>
-      <w:pPr>
-        <w:pStyle w:val="NoSpacing"/>
-        <w:rPr>
-          <w:rFonts w:ascii="Arial" w:hAnsi="Arial" w:cs="Arial"/>
-          <w:sz w:val="20"/>
-          <w:szCs w:val="20"/>
-        </w:rPr>
-      </w:pPr>
-    </w:p>
-    <w:p>
-      <w:pPr>
-        <w:pStyle w:val="NoSpacing"/>
-        <w:rPr>
-          <w:rFonts w:ascii="Arial" w:hAnsi="Arial" w:cs="Arial"/>
-          <w:sz w:val="20"/>
-          <w:szCs w:val="20"/>
-        </w:rPr>
-      </w:pPr>
-    </w:p>
-    <w:p>
-      <w:pPr>
-        <w:pStyle w:val="NoSpacing"/>
-        <w:rPr>
-          <w:rFonts w:ascii="Arial" w:hAnsi="Arial" w:cs="Arial"/>
-          <w:sz w:val="20"/>
-          <w:szCs w:val="20"/>
-        </w:rPr>
-      </w:pPr>
-    </w:p>
-    <w:p>
-      <w:pPr>
-        <w:pStyle w:val="NoSpacing"/>
-        <w:rPr>
-          <w:rFonts w:ascii="Arial" w:hAnsi="Arial" w:cs="Arial"/>
-          <w:sz w:val="20"/>
-          <w:szCs w:val="20"/>
-        </w:rPr>
-      </w:pPr>
-    </w:p>
-    <w:p>
-      <w:pPr>
-        <w:pStyle w:val="NoSpacing"/>
-        <w:rPr>
-          <w:rFonts w:ascii="Arial" w:hAnsi="Arial" w:cs="Arial"/>
-          <w:sz w:val="20"/>
-          <w:szCs w:val="20"/>
-        </w:rPr>
-      </w:pPr>
-    </w:p>
-    <w:p>
-      <w:pPr>
-        <w:pStyle w:val="NoSpacing"/>
-        <w:rPr>
-          <w:rFonts w:ascii="Arial" w:hAnsi="Arial" w:cs="Arial"/>
-          <w:sz w:val="20"/>
-          <w:szCs w:val="20"/>
-        </w:rPr>
-      </w:pPr>
+          <w:b/>
+          <w:bCs/>
+          <w:sz w:val="20"/>
+          <w:szCs w:val="20"/>
+        </w:rPr>
+      </w:pPr>
+      <w:r>
+        <w:rPr>
+          <w:rFonts w:ascii="Arial" w:hAnsi="Arial" w:cs="Arial"/>
+          <w:b/>
+          <w:bCs/>
+          <w:sz w:val="20"/>
+          <w:szCs w:val="20"/>
+        </w:rPr>
+        <w:t>Experimento 4 (demostración</w:t>
+      </w:r>
+      <w:r>
+        <w:rPr>
+          <w:rFonts w:ascii="Arial" w:hAnsi="Arial" w:cs="Arial"/>
+          <w:b/>
+          <w:bCs/>
+          <w:sz w:val="20"/>
+          <w:szCs w:val="20"/>
+        </w:rPr>
+        <w:t xml:space="preserve"> y adquisición de base de datos</w:t>
+      </w:r>
+      <w:r>
+        <w:rPr>
+          <w:rFonts w:ascii="Arial" w:hAnsi="Arial" w:cs="Arial"/>
+          <w:b/>
+          <w:bCs/>
+          <w:sz w:val="20"/>
+          <w:szCs w:val="20"/>
+        </w:rPr>
+        <w:t>):</w:t>
+      </w:r>
+    </w:p>
+    <w:p>
+      <w:pPr>
+        <w:pStyle w:val="NoSpacing"/>
+        <w:rPr>
+          <w:rFonts w:ascii="Arial" w:hAnsi="Arial" w:cs="Arial"/>
+          <w:b/>
+          <w:bCs/>
+          <w:sz w:val="20"/>
+          <w:szCs w:val="20"/>
+        </w:rPr>
+      </w:pPr>
+    </w:p>
+    <w:p>
+      <w:pPr>
+        <w:pStyle w:val="NoSpacing"/>
+        <w:rPr>
+          <w:rFonts w:ascii="Arial" w:hAnsi="Arial" w:cs="Arial"/>
+          <w:sz w:val="20"/>
+          <w:szCs w:val="20"/>
+        </w:rPr>
+      </w:pPr>
+      <w:r>
+        <w:rPr>
+          <w:rFonts w:ascii="Arial" w:hAnsi="Arial" w:cs="Arial"/>
+          <w:sz w:val="20"/>
+          <w:szCs w:val="20"/>
+        </w:rPr>
+        <w:t>Configuración del LED:</w:t>
+      </w:r>
+    </w:p>
+    <w:p>
+      <w:pPr>
+        <w:pStyle w:val="NoSpacing"/>
+        <w:rPr>
+          <w:rFonts w:ascii="Arial" w:hAnsi="Arial" w:cs="Arial"/>
+          <w:sz w:val="20"/>
+          <w:szCs w:val="20"/>
+        </w:rPr>
+      </w:pPr>
+      <w:r>
+        <w:rPr>
+          <w:rFonts w:ascii="Arial" w:hAnsi="Arial" w:cs="Arial"/>
+          <w:sz w:val="20"/>
+          <w:szCs w:val="20"/>
+        </w:rPr>
+        <w:t>V1=16, I1=0.350, V2=15, I2=0.350</w:t>
+      </w:r>
+    </w:p>
+    <w:p>
+      <w:pPr>
+        <w:pStyle w:val="NoSpacing"/>
+        <w:rPr>
+          <w:rFonts w:ascii="Arial" w:hAnsi="Arial" w:cs="Arial"/>
+          <w:sz w:val="20"/>
+          <w:szCs w:val="20"/>
+        </w:rPr>
+      </w:pPr>
+    </w:p>
+    <w:p>
+      <w:pPr>
+        <w:pStyle w:val="NoSpacing"/>
+        <w:rPr>
+          <w:rFonts w:ascii="Arial" w:hAnsi="Arial" w:cs="Arial"/>
+          <w:sz w:val="20"/>
+          <w:szCs w:val="20"/>
+        </w:rPr>
+      </w:pPr>
+      <w:r>
+        <w:rPr>
+          <w:rFonts w:ascii="Arial" w:hAnsi="Arial" w:cs="Arial"/>
+          <w:sz w:val="20"/>
+          <w:szCs w:val="20"/>
+        </w:rPr>
+        <w:drawing>
+          <wp:inline distT="0" distB="0" distL="0" distR="0" wp14:anchorId="3AF01075" wp14:editId="1084A32F">
+            <wp:extent cx="5278120" cy="3425825"/>
+            <wp:effectExtent l="0" t="0" r="0" b="3175"/>
+            <wp:docPr id="1901447587" name="Picture 1"/>
+            <wp:cNvGraphicFramePr>
+              <a:graphicFrameLocks xmlns:a="http://schemas.openxmlformats.org/drawingml/2006/main" noChangeAspect="1"/>
+            </wp:cNvGraphicFramePr>
+            <a:graphic xmlns:a="http://schemas.openxmlformats.org/drawingml/2006/main">
+              <a:graphicData uri="http://schemas.openxmlformats.org/drawingml/2006/picture">
+                <pic:pic xmlns:pic="http://schemas.openxmlformats.org/drawingml/2006/picture">
+                  <pic:nvPicPr>
+                    <pic:cNvPr id="1901447587" name=""/>
+                    <pic:cNvPicPr/>
+                  </pic:nvPicPr>
+                  <pic:blipFill>
+                    <a:blip r:embed="rId9"/>
+                    <a:stretch>
+                      <a:fillRect/>
+                    </a:stretch>
+                  </pic:blipFill>
+                  <pic:spPr>
+                    <a:xfrm>
+                      <a:off x="0" y="0"/>
+                      <a:ext cx="5278120" cy="3425825"/>
+                    </a:xfrm>
+                    <a:prstGeom prst="rect">
+                      <a:avLst/>
+                    </a:prstGeom>
+                  </pic:spPr>
+                </pic:pic>
+              </a:graphicData>
+            </a:graphic>
+          </wp:inline>
+        </w:drawing>
+      </w:r>
+    </w:p>
+    <w:p>
+      <w:pPr>
+        <w:pStyle w:val="NoSpacing"/>
+        <w:rPr>
+          <w:rFonts w:ascii="Arial" w:hAnsi="Arial" w:cs="Arial"/>
+          <w:sz w:val="20"/>
+          <w:szCs w:val="20"/>
+        </w:rPr>
+      </w:pPr>
+    </w:p>
+    <w:p>
+      <w:pPr>
+        <w:pStyle w:val="NoSpacing"/>
+        <w:rPr>
+          <w:rFonts w:ascii="Arial" w:hAnsi="Arial" w:cs="Arial"/>
+          <w:sz w:val="20"/>
+          <w:szCs w:val="20"/>
+        </w:rPr>
+      </w:pPr>
+    </w:p>
+    <w:p>
+      <w:pPr>
+        <w:pStyle w:val="NoSpacing"/>
+        <w:rPr>
+          <w:rFonts w:ascii="Arial" w:hAnsi="Arial" w:cs="Arial"/>
+          <w:sz w:val="20"/>
+          <w:szCs w:val="20"/>
+        </w:rPr>
+      </w:pPr>
+      <w:r>
+        <w:rPr>
+          <w:rFonts w:ascii="Arial" w:hAnsi="Arial" w:cs="Arial"/>
+          <w:b/>
+          <w:bCs/>
+          <w:sz w:val="20"/>
+          <w:szCs w:val="20"/>
+        </w:rPr>
+        <w:t>Calibración</w:t>
+      </w:r>
+      <w:r>
+        <w:rPr>
+          <w:rFonts w:ascii="Arial" w:hAnsi="Arial" w:cs="Arial"/>
+          <w:sz w:val="20"/>
+          <w:szCs w:val="20"/>
+        </w:rPr>
+        <w:t>:</w:t>
+      </w:r>
+    </w:p>
+    <w:p>
+      <w:pPr>
+        <w:pStyle w:val="NoSpacing"/>
+        <w:numPr>
+          <w:ilvl w:val="0"/>
+          <w:numId w:val="3"/>
+        </w:numPr>
+        <w:rPr>
+          <w:rFonts w:ascii="Arial" w:hAnsi="Arial" w:cs="Arial"/>
+          <w:sz w:val="20"/>
+          <w:szCs w:val="20"/>
+        </w:rPr>
+      </w:pPr>
+      <w:r>
+        <w:rPr>
+          <w:rFonts w:ascii="Arial" w:hAnsi="Arial" w:cs="Arial"/>
+          <w:sz w:val="20"/>
+          <w:szCs w:val="20"/>
+        </w:rPr>
+        <w:t xml:space="preserve">Se hizo una calibración inicial, pero los datos de test nunca fueron considerados. </w:t>
+      </w:r>
+    </w:p>
+    <w:p>
+      <w:pPr>
+        <w:pStyle w:val="NoSpacing"/>
+        <w:numPr>
+          <w:ilvl w:val="0"/>
+          <w:numId w:val="3"/>
+        </w:numPr>
+        <w:rPr>
+          <w:rFonts w:ascii="Arial" w:hAnsi="Arial" w:cs="Arial"/>
+          <w:sz w:val="20"/>
+          <w:szCs w:val="20"/>
+        </w:rPr>
+      </w:pPr>
+      <w:r>
+        <w:rPr>
+          <w:rFonts w:ascii="Arial" w:hAnsi="Arial" w:cs="Arial"/>
+          <w:sz w:val="20"/>
+          <w:szCs w:val="20"/>
+        </w:rPr>
+        <w:t>Comparar con el CRLB.</w:t>
+      </w:r>
+    </w:p>
+    <w:p>
+      <w:pPr>
+        <w:pStyle w:val="NoSpacing"/>
+        <w:rPr>
+          <w:rFonts w:ascii="Arial" w:hAnsi="Arial" w:cs="Arial"/>
+          <w:sz w:val="20"/>
+          <w:szCs w:val="20"/>
+        </w:rPr>
+      </w:pPr>
+    </w:p>
+    <w:p>
+      <w:pPr>
+        <w:pStyle w:val="NoSpacing"/>
+        <w:rPr>
+          <w:rFonts w:ascii="Arial" w:hAnsi="Arial" w:cs="Arial"/>
+          <w:sz w:val="20"/>
+          <w:szCs w:val="20"/>
+        </w:rPr>
+      </w:pPr>
+    </w:p>
+    <w:p>
+      <w:pPr>
+        <w:pStyle w:val="NoSpacing"/>
+        <w:rPr>
+          <w:rFonts w:ascii="Arial" w:hAnsi="Arial" w:cs="Arial"/>
+          <w:b/>
+          <w:bCs/>
+          <w:sz w:val="20"/>
+          <w:szCs w:val="20"/>
+        </w:rPr>
+      </w:pPr>
+      <w:r>
+        <w:rPr>
+          <w:rFonts w:ascii="Arial" w:hAnsi="Arial" w:cs="Arial"/>
+          <w:b/>
+          <w:bCs/>
+          <w:sz w:val="20"/>
+          <w:szCs w:val="20"/>
+        </w:rPr>
+        <w:t>Direcciones:</w:t>
+      </w:r>
+    </w:p>
+    <w:p>
+      <w:pPr>
+        <w:pStyle w:val="NoSpacing"/>
+        <w:rPr>
+          <w:rFonts w:ascii="Arial" w:hAnsi="Arial" w:cs="Arial"/>
+          <w:sz w:val="20"/>
+          <w:szCs w:val="20"/>
+        </w:rPr>
+      </w:pPr>
+    </w:p>
+    <w:p>
+      <w:pPr>
+        <w:pStyle w:val="NoSpacing"/>
+        <w:numPr>
+          <w:ilvl w:val="0"/>
+          <w:numId w:val="2"/>
+        </w:numPr>
+        <w:rPr>
+          <w:rFonts w:ascii="Arial" w:hAnsi="Arial" w:cs="Arial"/>
+          <w:sz w:val="20"/>
+          <w:szCs w:val="20"/>
+        </w:rPr>
+      </w:pPr>
+      <w:r>
+        <w:rPr>
+          <w:rFonts w:ascii="Arial" w:hAnsi="Arial" w:cs="Arial"/>
+          <w:sz w:val="20"/>
+          <w:szCs w:val="20"/>
+        </w:rPr>
+        <w:t>Motor más rapido para girar</w:t>
+      </w:r>
+      <w:r>
+        <w:rPr>
+          <w:rFonts w:ascii="Arial" w:hAnsi="Arial" w:cs="Arial"/>
+          <w:sz w:val="20"/>
+          <w:szCs w:val="20"/>
+        </w:rPr>
+        <w:t>.</w:t>
+      </w:r>
+    </w:p>
+    <w:p>
+      <w:pPr>
+        <w:pStyle w:val="NoSpacing"/>
+        <w:numPr>
+          <w:ilvl w:val="0"/>
+          <w:numId w:val="2"/>
+        </w:numPr>
+        <w:rPr>
+          <w:rFonts w:ascii="Arial" w:hAnsi="Arial" w:cs="Arial"/>
+          <w:sz w:val="20"/>
+          <w:szCs w:val="20"/>
+        </w:rPr>
+      </w:pPr>
+      <w:r>
+        <w:rPr>
+          <w:rFonts w:ascii="Arial" w:hAnsi="Arial" w:cs="Arial"/>
+          <w:sz w:val="20"/>
+          <w:szCs w:val="20"/>
+        </w:rPr>
+        <w:t>Implementación en el drone</w:t>
+      </w:r>
+      <w:r>
+        <w:rPr>
+          <w:rFonts w:ascii="Arial" w:hAnsi="Arial" w:cs="Arial"/>
+          <w:sz w:val="20"/>
+          <w:szCs w:val="20"/>
+        </w:rPr>
+        <w:t>.</w:t>
+      </w:r>
+    </w:p>
+    <w:p>
+      <w:pPr>
+        <w:pStyle w:val="NoSpacing"/>
+        <w:numPr>
+          <w:ilvl w:val="0"/>
+          <w:numId w:val="2"/>
+        </w:numPr>
+        <w:rPr>
+          <w:rFonts w:ascii="Arial" w:hAnsi="Arial" w:cs="Arial"/>
+          <w:sz w:val="20"/>
+          <w:szCs w:val="20"/>
+        </w:rPr>
+      </w:pPr>
+      <w:r>
+        <w:rPr>
+          <w:rFonts w:ascii="Arial" w:hAnsi="Arial" w:cs="Arial"/>
+          <w:sz w:val="20"/>
+          <w:szCs w:val="20"/>
+        </w:rPr>
+        <w:t>ADR</w:t>
+      </w:r>
+      <w:r>
+        <w:rPr>
+          <w:rFonts w:ascii="Arial" w:hAnsi="Arial" w:cs="Arial"/>
+          <w:sz w:val="20"/>
+          <w:szCs w:val="20"/>
+        </w:rPr>
+        <w:t xml:space="preserve"> piramide con 5 PD.</w:t>
+      </w:r>
+    </w:p>
+    <w:p>
+      <w:pPr>
+        <w:pStyle w:val="NoSpacing"/>
+        <w:numPr>
+          <w:ilvl w:val="0"/>
+          <w:numId w:val="2"/>
+        </w:numPr>
+        <w:rPr>
+          <w:rFonts w:ascii="Arial" w:hAnsi="Arial" w:cs="Arial"/>
+          <w:sz w:val="20"/>
+          <w:szCs w:val="20"/>
+        </w:rPr>
+      </w:pPr>
+      <w:r>
+        <w:rPr>
+          <w:rFonts w:ascii="Arial" w:hAnsi="Arial" w:cs="Arial"/>
+          <w:sz w:val="20"/>
+          <w:szCs w:val="20"/>
+        </w:rPr>
+        <w:t>Analisis de sensibilidad al conocimiento de la posición</w:t>
+      </w:r>
+    </w:p>
+    <w:p>
+      <w:pPr>
+        <w:pStyle w:val="NoSpacing"/>
+        <w:numPr>
+          <w:ilvl w:val="0"/>
+          <w:numId w:val="2"/>
+        </w:numPr>
+        <w:rPr>
+          <w:rFonts w:ascii="Arial" w:hAnsi="Arial" w:cs="Arial"/>
+          <w:sz w:val="20"/>
+          <w:szCs w:val="20"/>
+        </w:rPr>
+      </w:pPr>
+      <w:r>
+        <w:rPr>
+          <w:rFonts w:ascii="Arial" w:hAnsi="Arial" w:cs="Arial"/>
+          <w:sz w:val="20"/>
+          <w:szCs w:val="20"/>
+        </w:rPr>
+        <w:t>Que pasa a diferentes frecuencias?</w:t>
+      </w:r>
+    </w:p>
+    <w:p>
+      <w:pPr>
+        <w:pStyle w:val="NoSpacing"/>
+        <w:numPr>
+          <w:ilvl w:val="0"/>
+          <w:numId w:val="2"/>
+        </w:numPr>
+        <w:rPr>
+          <w:rFonts w:ascii="Arial" w:hAnsi="Arial" w:cs="Arial"/>
+          <w:sz w:val="20"/>
+          <w:szCs w:val="20"/>
+        </w:rPr>
+      </w:pPr>
+      <w:r>
+        <w:rPr>
+          <w:rFonts w:ascii="Arial" w:hAnsi="Arial" w:cs="Arial"/>
+          <w:sz w:val="20"/>
+          <w:szCs w:val="20"/>
+        </w:rPr>
+        <w:t>Añadir un IMU</w:t>
+      </w:r>
+      <w:r>
+        <w:rPr>
+          <w:rFonts w:ascii="Arial" w:hAnsi="Arial" w:cs="Arial"/>
+          <w:sz w:val="20"/>
+          <w:szCs w:val="20"/>
+        </w:rPr>
+        <w:t xml:space="preserve"> para evaluar su precisión.</w:t>
+      </w:r>
+    </w:p>
+    <w:p>
+      <w:pPr>
+        <w:pStyle w:val="NoSpacing"/>
+        <w:numPr>
+          <w:ilvl w:val="0"/>
+          <w:numId w:val="2"/>
+        </w:numPr>
+        <w:rPr>
+          <w:rFonts w:ascii="Arial" w:hAnsi="Arial" w:cs="Arial"/>
+          <w:sz w:val="20"/>
+          <w:szCs w:val="20"/>
+        </w:rPr>
+      </w:pPr>
+      <w:r>
+        <w:rPr>
+          <w:rFonts w:ascii="Arial" w:hAnsi="Arial" w:cs="Arial"/>
+          <w:sz w:val="20"/>
+          <w:szCs w:val="20"/>
+        </w:rPr>
+        <w:t>Iterar: Revisar lo minimo de angulos, tilt, etc.</w:t>
+      </w:r>
+    </w:p>
+    <w:p>
+      <w:pPr>
+        <w:pStyle w:val="NoSpacing"/>
+        <w:numPr>
+          <w:ilvl w:val="0"/>
+          <w:numId w:val="2"/>
+        </w:numPr>
+        <w:rPr>
+          <w:rFonts w:ascii="Arial" w:hAnsi="Arial" w:cs="Arial"/>
+          <w:sz w:val="20"/>
+          <w:szCs w:val="20"/>
+        </w:rPr>
+      </w:pPr>
+      <w:r>
+        <w:rPr>
+          <w:rFonts w:ascii="Arial" w:hAnsi="Arial" w:cs="Arial"/>
+          <w:sz w:val="20"/>
+          <w:szCs w:val="20"/>
+        </w:rPr>
+        <w:t>Añadir la estimación de la orientación en el interfaz, ya que lo tenemos como parte del método.</w:t>
+      </w:r>
+    </w:p>
+    <w:p>
+      <w:pPr>
+        <w:pStyle w:val="NoSpacing"/>
+        <w:rPr>
+          <w:rFonts w:ascii="Arial" w:hAnsi="Arial" w:cs="Arial"/>
+          <w:sz w:val="20"/>
+          <w:szCs w:val="20"/>
+        </w:rPr>
+      </w:pPr>
+    </w:p>
+    <w:p>
+      <w:pPr>
+        <w:pStyle w:val="NoSpacing"/>
+        <w:rPr>
+          <w:rFonts w:ascii="Arial" w:hAnsi="Arial" w:cs="Arial"/>
+          <w:sz w:val="20"/>
+          <w:szCs w:val="20"/>
+        </w:rPr>
+      </w:pPr>
+      <w:r>
+        <w:rPr>
+          <w:rFonts w:ascii="Arial" w:hAnsi="Arial" w:cs="Arial"/>
+          <w:sz w:val="20"/>
+          <w:szCs w:val="20"/>
+        </w:rPr>
+        <w:t>Investigar y pedir comprar:</w:t>
+      </w:r>
+    </w:p>
+    <w:p>
+      <w:pPr>
+        <w:pStyle w:val="NoSpacing"/>
+        <w:numPr>
+          <w:ilvl w:val="0"/>
+          <w:numId w:val="2"/>
+        </w:numPr>
+        <w:rPr>
+          <w:rFonts w:ascii="Arial" w:hAnsi="Arial" w:cs="Arial"/>
+          <w:sz w:val="20"/>
+          <w:szCs w:val="20"/>
+        </w:rPr>
+      </w:pPr>
+      <w:r>
+        <w:rPr>
+          <w:rFonts w:ascii="Arial" w:hAnsi="Arial" w:cs="Arial"/>
+          <w:sz w:val="20"/>
+          <w:szCs w:val="20"/>
+        </w:rPr>
+        <w:t>IMU</w:t>
+      </w:r>
+    </w:p>
+    <w:p>
+      <w:pPr>
+        <w:pStyle w:val="NoSpacing"/>
+        <w:numPr>
+          <w:ilvl w:val="0"/>
+          <w:numId w:val="2"/>
+        </w:numPr>
+        <w:rPr>
+          <w:rFonts w:ascii="Arial" w:hAnsi="Arial" w:cs="Arial"/>
+          <w:sz w:val="20"/>
+          <w:szCs w:val="20"/>
+        </w:rPr>
+      </w:pPr>
+      <w:r>
+        <w:rPr>
+          <w:rFonts w:ascii="Arial" w:hAnsi="Arial" w:cs="Arial"/>
+          <w:sz w:val="20"/>
+          <w:szCs w:val="20"/>
+        </w:rPr>
+        <w:t>MOTOR</w:t>
+      </w:r>
+      <w:r>
+        <w:rPr>
+          <w:rFonts w:ascii="Arial" w:hAnsi="Arial" w:cs="Arial"/>
+          <w:sz w:val="20"/>
+          <w:szCs w:val="20"/>
+        </w:rPr>
+        <w:t xml:space="preserve"> más veloz</w:t>
+      </w:r>
     </w:p>
     <w:p>
       <w:pPr>
@@ -1179,6 +1859,356 @@
     </w:sectPr>
   </w:body>
 </w:document>
+</file>
+
+<file path=word/numbering.xml><?xml version="1.0" encoding="utf-8"?>
+<w:numbering xmlns:wpc="http://schemas.microsoft.com/office/word/2010/wordprocessingCanvas" xmlns:cx="http://schemas.microsoft.com/office/drawing/2014/chartex" xmlns:cx1="http://schemas.microsoft.com/office/drawing/2015/9/8/chartex" xmlns:cx2="http://schemas.microsoft.com/office/drawing/2015/10/21/chartex" xmlns:cx3="http://schemas.microsoft.com/office/drawing/2016/5/9/chartex" xmlns:cx4="http://schemas.microsoft.com/office/drawing/2016/5/10/chartex" xmlns:cx5="http://schemas.microsoft.com/office/drawing/2016/5/11/chartex" xmlns:cx6="http://schemas.microsoft.com/office/drawing/2016/5/12/chartex" xmlns:cx7="http://schemas.microsoft.com/office/drawing/2016/5/13/chartex" xmlns:cx8="http://schemas.microsoft.com/office/drawing/2016/5/14/chartex" xmlns:mc="http://schemas.openxmlformats.org/markup-compatibility/2006" xmlns:aink="http://schemas.microsoft.com/office/drawing/2016/ink" xmlns:am3d="http://schemas.microsoft.com/office/drawing/2017/model3d" xmlns:o="urn:schemas-microsoft-com:office:office" xmlns:oel="http://schemas.microsoft.com/office/2019/extlst" xmlns:r="http://schemas.openxmlformats.org/officeDocument/2006/relationships" xmlns:m="http://schemas.openxmlformats.org/officeDocument/2006/math" xmlns:v="urn:schemas-microsoft-com:vml" xmlns:wp14="http://schemas.microsoft.com/office/word/2010/wordprocessingDrawing" xmlns:wp="http://schemas.openxmlformats.org/drawingml/2006/wordprocessingDrawing" xmlns:w10="urn:schemas-microsoft-com:office:word" xmlns:w="http://schemas.openxmlformats.org/wordprocessingml/2006/main" xmlns:w14="http://schemas.microsoft.com/office/word/2010/wordml" xmlns:w15="http://schemas.microsoft.com/office/word/2012/wordml" xmlns:w16cex="http://schemas.microsoft.com/office/word/2018/wordml/cex" xmlns:w16cid="http://schemas.microsoft.com/office/word/2016/wordml/cid" xmlns:w16="http://schemas.microsoft.com/office/word/2018/wordml" xmlns:w16du="http://schemas.microsoft.com/office/word/2023/wordml/word16du" xmlns:w16sdtdh="http://schemas.microsoft.com/office/word/2020/wordml/sdtdatahash" xmlns:w16sdtfl="http://schemas.microsoft.com/office/word/2024/wordml/sdtformatlock" xmlns:w16se="http://schemas.microsoft.com/office/word/2015/wordml/symex" xmlns:wpg="http://schemas.microsoft.com/office/word/2010/wordprocessingGroup" xmlns:wpi="http://schemas.microsoft.com/office/word/2010/wordprocessingInk" xmlns:wne="http://schemas.microsoft.com/office/word/2006/wordml" xmlns:wps="http://schemas.microsoft.com/office/word/2010/wordprocessingShape" mc:Ignorable="w14 w15 w16se w16cid w16 w16cex w16sdtdh w16sdtfl w16du wp14">
+  <w:abstractNum w:abstractNumId="0" w15:restartNumberingAfterBreak="0">
+    <w:nsid w:val="3A45277B"/>
+    <w:multiLevelType w:val="hybridMultilevel"/>
+    <w:tmpl w:val="0EAE7894"/>
+    <w:lvl w:ilvl="0" w:tplc="89E82412">
+      <w:numFmt w:val="bullet"/>
+      <w:lvlText w:val="-"/>
+      <w:lvlJc w:val="left"/>
+      <w:pPr>
+        <w:ind w:left="720" w:hanging="360"/>
+      </w:pPr>
+      <w:rPr>
+        <w:rFonts w:ascii="Arial" w:eastAsiaTheme="minorHAnsi" w:hAnsi="Arial" w:cs="Arial" w:hint="default"/>
+      </w:rPr>
+    </w:lvl>
+    <w:lvl w:ilvl="1" w:tplc="280A0003" w:tentative="1">
+      <w:start w:val="1"/>
+      <w:numFmt w:val="bullet"/>
+      <w:lvlText w:val="o"/>
+      <w:lvlJc w:val="left"/>
+      <w:pPr>
+        <w:ind w:left="1440" w:hanging="360"/>
+      </w:pPr>
+      <w:rPr>
+        <w:rFonts w:ascii="Courier New" w:hAnsi="Courier New" w:cs="Courier New" w:hint="default"/>
+      </w:rPr>
+    </w:lvl>
+    <w:lvl w:ilvl="2" w:tplc="280A0005" w:tentative="1">
+      <w:start w:val="1"/>
+      <w:numFmt w:val="bullet"/>
+      <w:lvlText w:val=""/>
+      <w:lvlJc w:val="left"/>
+      <w:pPr>
+        <w:ind w:left="2160" w:hanging="360"/>
+      </w:pPr>
+      <w:rPr>
+        <w:rFonts w:ascii="Wingdings" w:hAnsi="Wingdings" w:hint="default"/>
+      </w:rPr>
+    </w:lvl>
+    <w:lvl w:ilvl="3" w:tplc="280A0001" w:tentative="1">
+      <w:start w:val="1"/>
+      <w:numFmt w:val="bullet"/>
+      <w:lvlText w:val=""/>
+      <w:lvlJc w:val="left"/>
+      <w:pPr>
+        <w:ind w:left="2880" w:hanging="360"/>
+      </w:pPr>
+      <w:rPr>
+        <w:rFonts w:ascii="Symbol" w:hAnsi="Symbol" w:hint="default"/>
+      </w:rPr>
+    </w:lvl>
+    <w:lvl w:ilvl="4" w:tplc="280A0003" w:tentative="1">
+      <w:start w:val="1"/>
+      <w:numFmt w:val="bullet"/>
+      <w:lvlText w:val="o"/>
+      <w:lvlJc w:val="left"/>
+      <w:pPr>
+        <w:ind w:left="3600" w:hanging="360"/>
+      </w:pPr>
+      <w:rPr>
+        <w:rFonts w:ascii="Courier New" w:hAnsi="Courier New" w:cs="Courier New" w:hint="default"/>
+      </w:rPr>
+    </w:lvl>
+    <w:lvl w:ilvl="5" w:tplc="280A0005" w:tentative="1">
+      <w:start w:val="1"/>
+      <w:numFmt w:val="bullet"/>
+      <w:lvlText w:val=""/>
+      <w:lvlJc w:val="left"/>
+      <w:pPr>
+        <w:ind w:left="4320" w:hanging="360"/>
+      </w:pPr>
+      <w:rPr>
+        <w:rFonts w:ascii="Wingdings" w:hAnsi="Wingdings" w:hint="default"/>
+      </w:rPr>
+    </w:lvl>
+    <w:lvl w:ilvl="6" w:tplc="280A0001" w:tentative="1">
+      <w:start w:val="1"/>
+      <w:numFmt w:val="bullet"/>
+      <w:lvlText w:val=""/>
+      <w:lvlJc w:val="left"/>
+      <w:pPr>
+        <w:ind w:left="5040" w:hanging="360"/>
+      </w:pPr>
+      <w:rPr>
+        <w:rFonts w:ascii="Symbol" w:hAnsi="Symbol" w:hint="default"/>
+      </w:rPr>
+    </w:lvl>
+    <w:lvl w:ilvl="7" w:tplc="280A0003" w:tentative="1">
+      <w:start w:val="1"/>
+      <w:numFmt w:val="bullet"/>
+      <w:lvlText w:val="o"/>
+      <w:lvlJc w:val="left"/>
+      <w:pPr>
+        <w:ind w:left="5760" w:hanging="360"/>
+      </w:pPr>
+      <w:rPr>
+        <w:rFonts w:ascii="Courier New" w:hAnsi="Courier New" w:cs="Courier New" w:hint="default"/>
+      </w:rPr>
+    </w:lvl>
+    <w:lvl w:ilvl="8" w:tplc="280A0005" w:tentative="1">
+      <w:start w:val="1"/>
+      <w:numFmt w:val="bullet"/>
+      <w:lvlText w:val=""/>
+      <w:lvlJc w:val="left"/>
+      <w:pPr>
+        <w:ind w:left="6480" w:hanging="360"/>
+      </w:pPr>
+      <w:rPr>
+        <w:rFonts w:ascii="Wingdings" w:hAnsi="Wingdings" w:hint="default"/>
+      </w:rPr>
+    </w:lvl>
+  </w:abstractNum>
+  <w:abstractNum w:abstractNumId="1" w15:restartNumberingAfterBreak="0">
+    <w:nsid w:val="5E714D1C"/>
+    <w:multiLevelType w:val="hybridMultilevel"/>
+    <w:tmpl w:val="0C16ED3E"/>
+    <w:lvl w:ilvl="0" w:tplc="F5102F12">
+      <w:numFmt w:val="bullet"/>
+      <w:lvlText w:val="-"/>
+      <w:lvlJc w:val="left"/>
+      <w:pPr>
+        <w:ind w:left="720" w:hanging="360"/>
+      </w:pPr>
+      <w:rPr>
+        <w:rFonts w:ascii="Arial" w:eastAsiaTheme="minorHAnsi" w:hAnsi="Arial" w:cs="Arial" w:hint="default"/>
+      </w:rPr>
+    </w:lvl>
+    <w:lvl w:ilvl="1" w:tplc="280A0003" w:tentative="1">
+      <w:start w:val="1"/>
+      <w:numFmt w:val="bullet"/>
+      <w:lvlText w:val="o"/>
+      <w:lvlJc w:val="left"/>
+      <w:pPr>
+        <w:ind w:left="1440" w:hanging="360"/>
+      </w:pPr>
+      <w:rPr>
+        <w:rFonts w:ascii="Courier New" w:hAnsi="Courier New" w:cs="Courier New" w:hint="default"/>
+      </w:rPr>
+    </w:lvl>
+    <w:lvl w:ilvl="2" w:tplc="280A0005" w:tentative="1">
+      <w:start w:val="1"/>
+      <w:numFmt w:val="bullet"/>
+      <w:lvlText w:val=""/>
+      <w:lvlJc w:val="left"/>
+      <w:pPr>
+        <w:ind w:left="2160" w:hanging="360"/>
+      </w:pPr>
+      <w:rPr>
+        <w:rFonts w:ascii="Wingdings" w:hAnsi="Wingdings" w:hint="default"/>
+      </w:rPr>
+    </w:lvl>
+    <w:lvl w:ilvl="3" w:tplc="280A0001" w:tentative="1">
+      <w:start w:val="1"/>
+      <w:numFmt w:val="bullet"/>
+      <w:lvlText w:val=""/>
+      <w:lvlJc w:val="left"/>
+      <w:pPr>
+        <w:ind w:left="2880" w:hanging="360"/>
+      </w:pPr>
+      <w:rPr>
+        <w:rFonts w:ascii="Symbol" w:hAnsi="Symbol" w:hint="default"/>
+      </w:rPr>
+    </w:lvl>
+    <w:lvl w:ilvl="4" w:tplc="280A0003" w:tentative="1">
+      <w:start w:val="1"/>
+      <w:numFmt w:val="bullet"/>
+      <w:lvlText w:val="o"/>
+      <w:lvlJc w:val="left"/>
+      <w:pPr>
+        <w:ind w:left="3600" w:hanging="360"/>
+      </w:pPr>
+      <w:rPr>
+        <w:rFonts w:ascii="Courier New" w:hAnsi="Courier New" w:cs="Courier New" w:hint="default"/>
+      </w:rPr>
+    </w:lvl>
+    <w:lvl w:ilvl="5" w:tplc="280A0005" w:tentative="1">
+      <w:start w:val="1"/>
+      <w:numFmt w:val="bullet"/>
+      <w:lvlText w:val=""/>
+      <w:lvlJc w:val="left"/>
+      <w:pPr>
+        <w:ind w:left="4320" w:hanging="360"/>
+      </w:pPr>
+      <w:rPr>
+        <w:rFonts w:ascii="Wingdings" w:hAnsi="Wingdings" w:hint="default"/>
+      </w:rPr>
+    </w:lvl>
+    <w:lvl w:ilvl="6" w:tplc="280A0001" w:tentative="1">
+      <w:start w:val="1"/>
+      <w:numFmt w:val="bullet"/>
+      <w:lvlText w:val=""/>
+      <w:lvlJc w:val="left"/>
+      <w:pPr>
+        <w:ind w:left="5040" w:hanging="360"/>
+      </w:pPr>
+      <w:rPr>
+        <w:rFonts w:ascii="Symbol" w:hAnsi="Symbol" w:hint="default"/>
+      </w:rPr>
+    </w:lvl>
+    <w:lvl w:ilvl="7" w:tplc="280A0003" w:tentative="1">
+      <w:start w:val="1"/>
+      <w:numFmt w:val="bullet"/>
+      <w:lvlText w:val="o"/>
+      <w:lvlJc w:val="left"/>
+      <w:pPr>
+        <w:ind w:left="5760" w:hanging="360"/>
+      </w:pPr>
+      <w:rPr>
+        <w:rFonts w:ascii="Courier New" w:hAnsi="Courier New" w:cs="Courier New" w:hint="default"/>
+      </w:rPr>
+    </w:lvl>
+    <w:lvl w:ilvl="8" w:tplc="280A0005" w:tentative="1">
+      <w:start w:val="1"/>
+      <w:numFmt w:val="bullet"/>
+      <w:lvlText w:val=""/>
+      <w:lvlJc w:val="left"/>
+      <w:pPr>
+        <w:ind w:left="6480" w:hanging="360"/>
+      </w:pPr>
+      <w:rPr>
+        <w:rFonts w:ascii="Wingdings" w:hAnsi="Wingdings" w:hint="default"/>
+      </w:rPr>
+    </w:lvl>
+  </w:abstractNum>
+  <w:abstractNum w:abstractNumId="2" w15:restartNumberingAfterBreak="0">
+    <w:nsid w:val="761C6DE5"/>
+    <w:multiLevelType w:val="hybridMultilevel"/>
+    <w:tmpl w:val="681EE60C"/>
+    <w:lvl w:ilvl="0" w:tplc="D9E0F840">
+      <w:numFmt w:val="bullet"/>
+      <w:lvlText w:val=""/>
+      <w:lvlJc w:val="left"/>
+      <w:pPr>
+        <w:ind w:left="720" w:hanging="360"/>
+      </w:pPr>
+      <w:rPr>
+        <w:rFonts w:ascii="Wingdings" w:eastAsiaTheme="minorHAnsi" w:hAnsi="Wingdings" w:cs="Arial" w:hint="default"/>
+      </w:rPr>
+    </w:lvl>
+    <w:lvl w:ilvl="1" w:tplc="280A0003" w:tentative="1">
+      <w:start w:val="1"/>
+      <w:numFmt w:val="bullet"/>
+      <w:lvlText w:val="o"/>
+      <w:lvlJc w:val="left"/>
+      <w:pPr>
+        <w:ind w:left="1440" w:hanging="360"/>
+      </w:pPr>
+      <w:rPr>
+        <w:rFonts w:ascii="Courier New" w:hAnsi="Courier New" w:cs="Courier New" w:hint="default"/>
+      </w:rPr>
+    </w:lvl>
+    <w:lvl w:ilvl="2" w:tplc="280A0005" w:tentative="1">
+      <w:start w:val="1"/>
+      <w:numFmt w:val="bullet"/>
+      <w:lvlText w:val=""/>
+      <w:lvlJc w:val="left"/>
+      <w:pPr>
+        <w:ind w:left="2160" w:hanging="360"/>
+      </w:pPr>
+      <w:rPr>
+        <w:rFonts w:ascii="Wingdings" w:hAnsi="Wingdings" w:hint="default"/>
+      </w:rPr>
+    </w:lvl>
+    <w:lvl w:ilvl="3" w:tplc="280A0001" w:tentative="1">
+      <w:start w:val="1"/>
+      <w:numFmt w:val="bullet"/>
+      <w:lvlText w:val=""/>
+      <w:lvlJc w:val="left"/>
+      <w:pPr>
+        <w:ind w:left="2880" w:hanging="360"/>
+      </w:pPr>
+      <w:rPr>
+        <w:rFonts w:ascii="Symbol" w:hAnsi="Symbol" w:hint="default"/>
+      </w:rPr>
+    </w:lvl>
+    <w:lvl w:ilvl="4" w:tplc="280A0003" w:tentative="1">
+      <w:start w:val="1"/>
+      <w:numFmt w:val="bullet"/>
+      <w:lvlText w:val="o"/>
+      <w:lvlJc w:val="left"/>
+      <w:pPr>
+        <w:ind w:left="3600" w:hanging="360"/>
+      </w:pPr>
+      <w:rPr>
+        <w:rFonts w:ascii="Courier New" w:hAnsi="Courier New" w:cs="Courier New" w:hint="default"/>
+      </w:rPr>
+    </w:lvl>
+    <w:lvl w:ilvl="5" w:tplc="280A0005" w:tentative="1">
+      <w:start w:val="1"/>
+      <w:numFmt w:val="bullet"/>
+      <w:lvlText w:val=""/>
+      <w:lvlJc w:val="left"/>
+      <w:pPr>
+        <w:ind w:left="4320" w:hanging="360"/>
+      </w:pPr>
+      <w:rPr>
+        <w:rFonts w:ascii="Wingdings" w:hAnsi="Wingdings" w:hint="default"/>
+      </w:rPr>
+    </w:lvl>
+    <w:lvl w:ilvl="6" w:tplc="280A0001" w:tentative="1">
+      <w:start w:val="1"/>
+      <w:numFmt w:val="bullet"/>
+      <w:lvlText w:val=""/>
+      <w:lvlJc w:val="left"/>
+      <w:pPr>
+        <w:ind w:left="5040" w:hanging="360"/>
+      </w:pPr>
+      <w:rPr>
+        <w:rFonts w:ascii="Symbol" w:hAnsi="Symbol" w:hint="default"/>
+      </w:rPr>
+    </w:lvl>
+    <w:lvl w:ilvl="7" w:tplc="280A0003" w:tentative="1">
+      <w:start w:val="1"/>
+      <w:numFmt w:val="bullet"/>
+      <w:lvlText w:val="o"/>
+      <w:lvlJc w:val="left"/>
+      <w:pPr>
+        <w:ind w:left="5760" w:hanging="360"/>
+      </w:pPr>
+      <w:rPr>
+        <w:rFonts w:ascii="Courier New" w:hAnsi="Courier New" w:cs="Courier New" w:hint="default"/>
+      </w:rPr>
+    </w:lvl>
+    <w:lvl w:ilvl="8" w:tplc="280A0005" w:tentative="1">
+      <w:start w:val="1"/>
+      <w:numFmt w:val="bullet"/>
+      <w:lvlText w:val=""/>
+      <w:lvlJc w:val="left"/>
+      <w:pPr>
+        <w:ind w:left="6480" w:hanging="360"/>
+      </w:pPr>
+      <w:rPr>
+        <w:rFonts w:ascii="Wingdings" w:hAnsi="Wingdings" w:hint="default"/>
+      </w:rPr>
+    </w:lvl>
+  </w:abstractNum>
+  <w:num w:numId="1" w16cid:durableId="2095514165">
+    <w:abstractNumId w:val="2"/>
+  </w:num>
+  <w:num w:numId="2" w16cid:durableId="1779517939">
+    <w:abstractNumId w:val="0"/>
+  </w:num>
+  <w:num w:numId="3" w16cid:durableId="1009138187">
+    <w:abstractNumId w:val="1"/>
+  </w:num>
+</w:numbering>
 </file>
 
 <file path=word/styles.xml><?xml version="1.0" encoding="utf-8"?>
@@ -1787,6 +2817,7 @@
   <w:style w:type="character" w:default="1" w:styleId="DefaultParagraphFont">
     <w:name w:val="Default Paragraph Font"/>
     <w:uiPriority w:val="1"/>
+    <w:semiHidden/>
     <w:unhideWhenUsed/>
   </w:style>
   <w:style w:type="table" w:default="1" w:styleId="TableNormal">

--- a/CAMBRIDGE/analysis/Analysis.docx
+++ b/CAMBRIDGE/analysis/Analysis.docx
@@ -763,7 +763,7 @@
         </w:rPr>
         <w:lastRenderedPageBreak/>
         <w:drawing>
-          <wp:inline distT="0" distB="0" distL="0" distR="0" wp14:anchorId="1E5A4669" wp14:editId="3523E008">
+          <wp:inline distT="0" distB="0" distL="0" distR="0" wp14:anchorId="1E5A4669" wp14:editId="20F3A35E">
             <wp:extent cx="3738563" cy="6794177"/>
             <wp:effectExtent l="0" t="0" r="0" b="6985"/>
             <wp:docPr id="2009083816" name="Picture 2"/>
@@ -1740,83 +1740,1039 @@
           <w:szCs w:val="20"/>
         </w:rPr>
       </w:pPr>
-    </w:p>
-    <w:p>
-      <w:pPr>
-        <w:pStyle w:val="NoSpacing"/>
-        <w:jc w:val="both"/>
-        <w:rPr>
-          <w:rFonts w:ascii="Arial" w:hAnsi="Arial" w:cs="Arial"/>
-          <w:sz w:val="20"/>
-          <w:szCs w:val="20"/>
-        </w:rPr>
-      </w:pPr>
-    </w:p>
-    <w:p>
-      <w:pPr>
-        <w:pStyle w:val="NoSpacing"/>
-        <w:jc w:val="both"/>
-        <w:rPr>
-          <w:rFonts w:ascii="Arial" w:hAnsi="Arial" w:cs="Arial"/>
-          <w:sz w:val="20"/>
-          <w:szCs w:val="20"/>
-        </w:rPr>
-      </w:pPr>
-    </w:p>
-    <w:p>
-      <w:pPr>
-        <w:pStyle w:val="NoSpacing"/>
-        <w:jc w:val="both"/>
-        <w:rPr>
-          <w:rFonts w:ascii="Arial" w:hAnsi="Arial" w:cs="Arial"/>
-          <w:sz w:val="20"/>
-          <w:szCs w:val="20"/>
-        </w:rPr>
-      </w:pPr>
-    </w:p>
-    <w:p>
-      <w:pPr>
-        <w:pStyle w:val="NoSpacing"/>
-        <w:jc w:val="both"/>
-        <w:rPr>
-          <w:rFonts w:ascii="Arial" w:hAnsi="Arial" w:cs="Arial"/>
-          <w:sz w:val="20"/>
-          <w:szCs w:val="20"/>
-        </w:rPr>
-      </w:pPr>
-    </w:p>
-    <w:p>
-      <w:pPr>
-        <w:pStyle w:val="NoSpacing"/>
-        <w:jc w:val="both"/>
-        <w:rPr>
-          <w:rFonts w:ascii="Arial" w:hAnsi="Arial" w:cs="Arial"/>
-          <w:sz w:val="20"/>
-          <w:szCs w:val="20"/>
-        </w:rPr>
-      </w:pPr>
-    </w:p>
-    <w:p>
-      <w:pPr>
-        <w:pStyle w:val="NoSpacing"/>
-        <w:jc w:val="both"/>
-        <w:rPr>
-          <w:rFonts w:ascii="Arial" w:hAnsi="Arial" w:cs="Arial"/>
-          <w:sz w:val="20"/>
-          <w:szCs w:val="20"/>
-        </w:rPr>
-      </w:pPr>
-    </w:p>
-    <w:p>
-      <w:pPr>
-        <w:pStyle w:val="NoSpacing"/>
-        <w:jc w:val="both"/>
-        <w:rPr>
-          <w:rFonts w:ascii="Arial" w:hAnsi="Arial" w:cs="Arial"/>
-          <w:sz w:val="20"/>
-          <w:szCs w:val="20"/>
-        </w:rPr>
-      </w:pPr>
+      <w:r>
+        <w:rPr>
+          <w:rFonts w:ascii="Arial" w:hAnsi="Arial" w:cs="Arial"/>
+          <w:sz w:val="20"/>
+          <w:szCs w:val="20"/>
+        </w:rPr>
+        <w:t>Propuestas para motor:</w:t>
+      </w:r>
+    </w:p>
+    <w:p>
+      <w:pPr>
+        <w:pStyle w:val="NoSpacing"/>
+        <w:rPr>
+          <w:rFonts w:ascii="Arial" w:hAnsi="Arial" w:cs="Arial"/>
+          <w:sz w:val="20"/>
+          <w:szCs w:val="20"/>
+        </w:rPr>
+      </w:pPr>
+    </w:p>
+    <w:p>
+      <w:pPr>
+        <w:pStyle w:val="NoSpacing"/>
+        <w:rPr>
+          <w:rFonts w:ascii="Arial" w:hAnsi="Arial" w:cs="Arial"/>
+          <w:sz w:val="20"/>
+          <w:szCs w:val="20"/>
+        </w:rPr>
+      </w:pPr>
+      <w:hyperlink r:id="rId10" w:history="1">
+        <w:r>
+          <w:rPr>
+            <w:rStyle w:val="Hyperlink"/>
+            <w:rFonts w:ascii="Arial" w:hAnsi="Arial" w:cs="Arial"/>
+            <w:sz w:val="20"/>
+            <w:szCs w:val="20"/>
+          </w:rPr>
+          <w:t>https://www.thorlabs.com/direct-drive-rotation-stage</w:t>
+        </w:r>
+      </w:hyperlink>
+    </w:p>
+    <w:p>
+      <w:pPr>
+        <w:pStyle w:val="NoSpacing"/>
+        <w:rPr>
+          <w:rFonts w:ascii="Arial" w:hAnsi="Arial" w:cs="Arial"/>
+          <w:sz w:val="20"/>
+          <w:szCs w:val="20"/>
+        </w:rPr>
+      </w:pPr>
+      <w:r>
+        <w:rPr>
+          <w:rFonts w:ascii="Arial" w:hAnsi="Arial" w:cs="Arial"/>
+          <w:sz w:val="20"/>
+          <w:szCs w:val="20"/>
+        </w:rPr>
+        <w:t>6000 pounts</w:t>
+      </w:r>
+    </w:p>
+    <w:p>
+      <w:pPr>
+        <w:pStyle w:val="NoSpacing"/>
+        <w:rPr>
+          <w:rFonts w:ascii="Arial" w:hAnsi="Arial" w:cs="Arial"/>
+          <w:sz w:val="20"/>
+          <w:szCs w:val="20"/>
+        </w:rPr>
+      </w:pPr>
+      <w:r>
+        <w:rPr>
+          <w:rFonts w:ascii="Arial" w:hAnsi="Arial" w:cs="Arial"/>
+          <w:sz w:val="20"/>
+          <w:szCs w:val="20"/>
+        </w:rPr>
+        <w:t xml:space="preserve">Precio: </w:t>
+      </w:r>
+      <w:r>
+        <w:rPr>
+          <w:rFonts w:ascii="Arial" w:hAnsi="Arial" w:cs="Arial"/>
+          <w:sz w:val="20"/>
+          <w:szCs w:val="20"/>
+        </w:rPr>
+        <w:t>£4,543.30</w:t>
+      </w:r>
+      <w:r>
+        <w:rPr>
+          <w:rFonts w:ascii="Arial" w:hAnsi="Arial" w:cs="Arial"/>
+          <w:sz w:val="20"/>
+          <w:szCs w:val="20"/>
+        </w:rPr>
+        <w:t xml:space="preserve"> (motor) + </w:t>
+      </w:r>
+      <w:r>
+        <w:rPr>
+          <w:rFonts w:ascii="Arial" w:hAnsi="Arial" w:cs="Arial"/>
+          <w:sz w:val="20"/>
+          <w:szCs w:val="20"/>
+        </w:rPr>
+        <w:t>£1,595.00</w:t>
+      </w:r>
+      <w:r>
+        <w:rPr>
+          <w:rFonts w:ascii="Arial" w:hAnsi="Arial" w:cs="Arial"/>
+          <w:sz w:val="20"/>
+          <w:szCs w:val="20"/>
+        </w:rPr>
+        <w:t xml:space="preserve"> (controlador)</w:t>
+      </w:r>
+    </w:p>
+    <w:p>
+      <w:pPr>
+        <w:pStyle w:val="NoSpacing"/>
+        <w:rPr>
+          <w:rFonts w:ascii="Arial" w:hAnsi="Arial" w:cs="Arial"/>
+          <w:sz w:val="20"/>
+          <w:szCs w:val="20"/>
+        </w:rPr>
+      </w:pPr>
+      <w:r>
+        <w:rPr>
+          <w:rFonts w:ascii="Arial" w:hAnsi="Arial" w:cs="Arial"/>
+          <w:sz w:val="20"/>
+          <w:szCs w:val="20"/>
+        </w:rPr>
+        <w:t>Tiempo: 1 month (at least)</w:t>
+      </w:r>
+    </w:p>
+    <w:p>
+      <w:pPr>
+        <w:pStyle w:val="NoSpacing"/>
+        <w:rPr>
+          <w:rFonts w:ascii="Arial" w:hAnsi="Arial" w:cs="Arial"/>
+          <w:sz w:val="20"/>
+          <w:szCs w:val="20"/>
+        </w:rPr>
+      </w:pPr>
+      <w:r>
+        <w:rPr>
+          <w:rFonts w:ascii="Arial" w:hAnsi="Arial" w:cs="Arial"/>
+          <w:sz w:val="20"/>
+          <w:szCs w:val="20"/>
+        </w:rPr>
+        <w:drawing>
+          <wp:inline distT="0" distB="0" distL="0" distR="0" wp14:anchorId="028B6433" wp14:editId="388FA676">
+            <wp:extent cx="4769095" cy="3676839"/>
+            <wp:effectExtent l="0" t="0" r="0" b="0"/>
+            <wp:docPr id="758818135" name="Picture 1"/>
+            <wp:cNvGraphicFramePr>
+              <a:graphicFrameLocks xmlns:a="http://schemas.openxmlformats.org/drawingml/2006/main" noChangeAspect="1"/>
+            </wp:cNvGraphicFramePr>
+            <a:graphic xmlns:a="http://schemas.openxmlformats.org/drawingml/2006/main">
+              <a:graphicData uri="http://schemas.openxmlformats.org/drawingml/2006/picture">
+                <pic:pic xmlns:pic="http://schemas.openxmlformats.org/drawingml/2006/picture">
+                  <pic:nvPicPr>
+                    <pic:cNvPr id="758818135" name=""/>
+                    <pic:cNvPicPr/>
+                  </pic:nvPicPr>
+                  <pic:blipFill>
+                    <a:blip r:embed="rId11"/>
+                    <a:stretch>
+                      <a:fillRect/>
+                    </a:stretch>
+                  </pic:blipFill>
+                  <pic:spPr>
+                    <a:xfrm>
+                      <a:off x="0" y="0"/>
+                      <a:ext cx="4769095" cy="3676839"/>
+                    </a:xfrm>
+                    <a:prstGeom prst="rect">
+                      <a:avLst/>
+                    </a:prstGeom>
+                  </pic:spPr>
+                </pic:pic>
+              </a:graphicData>
+            </a:graphic>
+          </wp:inline>
+        </w:drawing>
+      </w:r>
+    </w:p>
+    <w:p>
+      <w:pPr>
+        <w:pStyle w:val="NoSpacing"/>
+        <w:rPr>
+          <w:rFonts w:ascii="Arial" w:hAnsi="Arial" w:cs="Arial"/>
+          <w:sz w:val="20"/>
+          <w:szCs w:val="20"/>
+        </w:rPr>
+      </w:pPr>
+    </w:p>
+    <w:p>
+      <w:pPr>
+        <w:pStyle w:val="NoSpacing"/>
+        <w:rPr>
+          <w:rFonts w:ascii="Arial" w:hAnsi="Arial" w:cs="Arial"/>
+          <w:sz w:val="20"/>
+          <w:szCs w:val="20"/>
+        </w:rPr>
+      </w:pPr>
+    </w:p>
+    <w:p>
+      <w:pPr>
+        <w:pStyle w:val="NoSpacing"/>
+        <w:jc w:val="both"/>
+        <w:rPr>
+          <w:rFonts w:ascii="Arial" w:hAnsi="Arial" w:cs="Arial"/>
+          <w:sz w:val="20"/>
+          <w:szCs w:val="20"/>
+        </w:rPr>
+      </w:pPr>
+    </w:p>
+    <w:p>
+      <w:pPr>
+        <w:pStyle w:val="NoSpacing"/>
+        <w:jc w:val="both"/>
+        <w:rPr>
+          <w:rFonts w:ascii="Arial" w:hAnsi="Arial" w:cs="Arial"/>
+          <w:sz w:val="20"/>
+          <w:szCs w:val="20"/>
+        </w:rPr>
+      </w:pPr>
+    </w:p>
+    <w:p>
+      <w:pPr>
+        <w:pStyle w:val="NoSpacing"/>
+        <w:jc w:val="both"/>
+        <w:rPr>
+          <w:rFonts w:ascii="Arial" w:hAnsi="Arial" w:cs="Arial"/>
+          <w:sz w:val="20"/>
+          <w:szCs w:val="20"/>
+        </w:rPr>
+      </w:pPr>
+    </w:p>
+    <w:p>
+      <w:pPr>
+        <w:pStyle w:val="NoSpacing"/>
+        <w:jc w:val="both"/>
+        <w:rPr>
+          <w:rFonts w:ascii="Arial" w:hAnsi="Arial" w:cs="Arial"/>
+          <w:sz w:val="20"/>
+          <w:szCs w:val="20"/>
+        </w:rPr>
+      </w:pPr>
+    </w:p>
+    <w:p>
+      <w:pPr>
+        <w:pStyle w:val="NoSpacing"/>
+        <w:jc w:val="both"/>
+        <w:rPr>
+          <w:rFonts w:ascii="Arial" w:hAnsi="Arial" w:cs="Arial"/>
+          <w:sz w:val="20"/>
+          <w:szCs w:val="20"/>
+        </w:rPr>
+      </w:pPr>
+    </w:p>
+    <w:p>
+      <w:pPr>
+        <w:pStyle w:val="NoSpacing"/>
+        <w:jc w:val="both"/>
+        <w:rPr>
+          <w:rFonts w:ascii="Arial" w:hAnsi="Arial" w:cs="Arial"/>
+          <w:sz w:val="20"/>
+          <w:szCs w:val="20"/>
+        </w:rPr>
+      </w:pPr>
+    </w:p>
+    <w:p>
+      <w:pPr>
+        <w:pStyle w:val="NoSpacing"/>
+        <w:jc w:val="both"/>
+        <w:rPr>
+          <w:rFonts w:ascii="Arial" w:hAnsi="Arial" w:cs="Arial"/>
+          <w:sz w:val="20"/>
+          <w:szCs w:val="20"/>
+        </w:rPr>
+      </w:pPr>
+    </w:p>
+    <w:p>
+      <w:pPr>
+        <w:pStyle w:val="NoSpacing"/>
+        <w:jc w:val="both"/>
+        <w:rPr>
+          <w:rFonts w:ascii="Arial" w:hAnsi="Arial" w:cs="Arial"/>
+          <w:sz w:val="20"/>
+          <w:szCs w:val="20"/>
+        </w:rPr>
+      </w:pPr>
+    </w:p>
+    <w:p>
+      <w:pPr>
+        <w:pStyle w:val="NoSpacing"/>
+        <w:jc w:val="both"/>
+        <w:rPr>
+          <w:rFonts w:ascii="Arial" w:hAnsi="Arial" w:cs="Arial"/>
+          <w:sz w:val="20"/>
+          <w:szCs w:val="20"/>
+        </w:rPr>
+      </w:pPr>
+    </w:p>
+    <w:p>
+      <w:pPr>
+        <w:pStyle w:val="NoSpacing"/>
+        <w:jc w:val="both"/>
+        <w:rPr>
+          <w:rFonts w:ascii="Arial" w:hAnsi="Arial" w:cs="Arial"/>
+          <w:sz w:val="20"/>
+          <w:szCs w:val="20"/>
+        </w:rPr>
+      </w:pPr>
+    </w:p>
+    <w:p>
+      <w:pPr>
+        <w:pStyle w:val="NoSpacing"/>
+        <w:jc w:val="both"/>
+        <w:rPr>
+          <w:rFonts w:ascii="Arial" w:hAnsi="Arial" w:cs="Arial"/>
+          <w:sz w:val="20"/>
+          <w:szCs w:val="20"/>
+        </w:rPr>
+      </w:pPr>
+      <w:hyperlink r:id="rId12" w:history="1">
+        <w:r>
+          <w:rPr>
+            <w:rStyle w:val="Hyperlink"/>
+            <w:rFonts w:ascii="Arial" w:hAnsi="Arial" w:cs="Arial"/>
+            <w:sz w:val="20"/>
+            <w:szCs w:val="20"/>
+          </w:rPr>
+          <w:t>https://www.thorlabs.com/motorized-precision-rotation-stage-with-dc-servo-motor</w:t>
+        </w:r>
+      </w:hyperlink>
+    </w:p>
+    <w:p>
+      <w:pPr>
+        <w:pStyle w:val="NoSpacing"/>
+        <w:jc w:val="both"/>
+        <w:rPr>
+          <w:rFonts w:ascii="Arial" w:hAnsi="Arial" w:cs="Arial"/>
+          <w:sz w:val="20"/>
+          <w:szCs w:val="20"/>
+        </w:rPr>
+      </w:pPr>
+    </w:p>
+    <w:p>
+      <w:pPr>
+        <w:pStyle w:val="NoSpacing"/>
+        <w:jc w:val="both"/>
+        <w:rPr>
+          <w:rFonts w:ascii="Arial" w:hAnsi="Arial" w:cs="Arial"/>
+          <w:sz w:val="20"/>
+          <w:szCs w:val="20"/>
+        </w:rPr>
+      </w:pPr>
+      <w:r>
+        <w:rPr>
+          <w:rFonts w:ascii="Arial" w:hAnsi="Arial" w:cs="Arial"/>
+          <w:sz w:val="20"/>
+          <w:szCs w:val="20"/>
+        </w:rPr>
+        <w:t>25°/s ( 14seg una vuelta , en comparacion con 4min del MTRS)</w:t>
+      </w:r>
+    </w:p>
+    <w:p>
+      <w:pPr>
+        <w:pStyle w:val="NoSpacing"/>
+        <w:jc w:val="both"/>
+        <w:rPr>
+          <w:rFonts w:ascii="Arial" w:hAnsi="Arial" w:cs="Arial"/>
+          <w:sz w:val="20"/>
+          <w:szCs w:val="20"/>
+        </w:rPr>
+      </w:pPr>
+    </w:p>
+    <w:p>
+      <w:pPr>
+        <w:pStyle w:val="NoSpacing"/>
+        <w:jc w:val="both"/>
+        <w:rPr>
+          <w:rFonts w:ascii="Arial" w:hAnsi="Arial" w:cs="Arial"/>
+          <w:sz w:val="20"/>
+          <w:szCs w:val="20"/>
+        </w:rPr>
+      </w:pPr>
+      <w:r>
+        <w:rPr>
+          <w:rFonts w:ascii="Arial" w:hAnsi="Arial" w:cs="Arial"/>
+          <w:sz w:val="20"/>
+          <w:szCs w:val="20"/>
+        </w:rPr>
+        <w:t xml:space="preserve">Precio : </w:t>
+      </w:r>
+      <w:r>
+        <w:rPr>
+          <w:rFonts w:ascii="Arial" w:hAnsi="Arial" w:cs="Arial"/>
+          <w:sz w:val="20"/>
+          <w:szCs w:val="20"/>
+        </w:rPr>
+        <w:t>£1,423.35</w:t>
+      </w:r>
+      <w:r>
+        <w:rPr>
+          <w:rFonts w:ascii="Arial" w:hAnsi="Arial" w:cs="Arial"/>
+          <w:sz w:val="20"/>
+          <w:szCs w:val="20"/>
+        </w:rPr>
+        <w:t xml:space="preserve"> (con controlador incluido)</w:t>
+      </w:r>
+    </w:p>
+    <w:p>
+      <w:pPr>
+        <w:pStyle w:val="NoSpacing"/>
+        <w:jc w:val="both"/>
+        <w:rPr>
+          <w:rFonts w:ascii="Arial" w:hAnsi="Arial" w:cs="Arial"/>
+          <w:sz w:val="20"/>
+          <w:szCs w:val="20"/>
+        </w:rPr>
+      </w:pPr>
+    </w:p>
+    <w:p>
+      <w:pPr>
+        <w:pStyle w:val="NoSpacing"/>
+        <w:jc w:val="center"/>
+        <w:rPr>
+          <w:rFonts w:ascii="Arial" w:hAnsi="Arial" w:cs="Arial"/>
+          <w:sz w:val="20"/>
+          <w:szCs w:val="20"/>
+        </w:rPr>
+      </w:pPr>
+      <w:r>
+        <w:rPr>
+          <w:rFonts w:ascii="Arial" w:hAnsi="Arial" w:cs="Arial"/>
+          <w:sz w:val="20"/>
+          <w:szCs w:val="20"/>
+        </w:rPr>
+        <w:drawing>
+          <wp:inline distT="0" distB="0" distL="0" distR="0" wp14:anchorId="07F197BB" wp14:editId="24F43C05">
+            <wp:extent cx="3669527" cy="2424838"/>
+            <wp:effectExtent l="0" t="0" r="7620" b="0"/>
+            <wp:docPr id="179179504" name="Picture 1"/>
+            <wp:cNvGraphicFramePr>
+              <a:graphicFrameLocks xmlns:a="http://schemas.openxmlformats.org/drawingml/2006/main" noChangeAspect="1"/>
+            </wp:cNvGraphicFramePr>
+            <a:graphic xmlns:a="http://schemas.openxmlformats.org/drawingml/2006/main">
+              <a:graphicData uri="http://schemas.openxmlformats.org/drawingml/2006/picture">
+                <pic:pic xmlns:pic="http://schemas.openxmlformats.org/drawingml/2006/picture">
+                  <pic:nvPicPr>
+                    <pic:cNvPr id="179179504" name=""/>
+                    <pic:cNvPicPr/>
+                  </pic:nvPicPr>
+                  <pic:blipFill>
+                    <a:blip r:embed="rId13"/>
+                    <a:stretch>
+                      <a:fillRect/>
+                    </a:stretch>
+                  </pic:blipFill>
+                  <pic:spPr>
+                    <a:xfrm>
+                      <a:off x="0" y="0"/>
+                      <a:ext cx="3674021" cy="2427807"/>
+                    </a:xfrm>
+                    <a:prstGeom prst="rect">
+                      <a:avLst/>
+                    </a:prstGeom>
+                  </pic:spPr>
+                </pic:pic>
+              </a:graphicData>
+            </a:graphic>
+          </wp:inline>
+        </w:drawing>
+      </w:r>
+    </w:p>
+    <w:p>
+      <w:pPr>
+        <w:pStyle w:val="NoSpacing"/>
+        <w:rPr>
+          <w:rFonts w:ascii="Arial" w:hAnsi="Arial" w:cs="Arial"/>
+          <w:sz w:val="20"/>
+          <w:szCs w:val="20"/>
+        </w:rPr>
+      </w:pPr>
+    </w:p>
+    <w:p>
+      <w:pPr>
+        <w:pStyle w:val="NoSpacing"/>
+        <w:rPr>
+          <w:rFonts w:ascii="Arial" w:hAnsi="Arial" w:cs="Arial"/>
+          <w:sz w:val="20"/>
+          <w:szCs w:val="20"/>
+        </w:rPr>
+      </w:pPr>
+      <w:r>
+        <w:rPr>
+          <w:rFonts w:ascii="Arial" w:hAnsi="Arial" w:cs="Arial"/>
+          <w:sz w:val="20"/>
+          <w:szCs w:val="20"/>
+        </w:rPr>
+        <w:t xml:space="preserve">Otra opción, una marca llamada </w:t>
+      </w:r>
+      <w:r>
+        <w:rPr>
+          <w:rFonts w:ascii="Arial" w:hAnsi="Arial" w:cs="Arial"/>
+          <w:b/>
+          <w:bCs/>
+          <w:sz w:val="20"/>
+          <w:szCs w:val="20"/>
+        </w:rPr>
+        <w:t>ZABER</w:t>
+      </w:r>
+    </w:p>
+    <w:p>
+      <w:pPr>
+        <w:pStyle w:val="NoSpacing"/>
+        <w:rPr>
+          <w:rFonts w:ascii="Arial" w:hAnsi="Arial" w:cs="Arial"/>
+          <w:sz w:val="20"/>
+          <w:szCs w:val="20"/>
+        </w:rPr>
+      </w:pPr>
+    </w:p>
+    <w:p>
+      <w:pPr>
+        <w:pStyle w:val="NoSpacing"/>
+        <w:rPr>
+          <w:rFonts w:ascii="Arial" w:hAnsi="Arial" w:cs="Arial"/>
+          <w:sz w:val="20"/>
+          <w:szCs w:val="20"/>
+        </w:rPr>
+      </w:pPr>
+      <w:hyperlink r:id="rId14" w:history="1">
+        <w:r>
+          <w:rPr>
+            <w:rStyle w:val="Hyperlink"/>
+            <w:rFonts w:ascii="Arial" w:hAnsi="Arial" w:cs="Arial"/>
+            <w:sz w:val="20"/>
+            <w:szCs w:val="20"/>
+          </w:rPr>
+          <w:t>https://www.zaber.com/products/rotary-stages/X-RSW-E/specs?part=X-RSW60C-E03</w:t>
+        </w:r>
+      </w:hyperlink>
+    </w:p>
+    <w:p>
+      <w:pPr>
+        <w:pStyle w:val="NoSpacing"/>
+        <w:rPr>
+          <w:rFonts w:ascii="Arial" w:hAnsi="Arial" w:cs="Arial"/>
+          <w:sz w:val="20"/>
+          <w:szCs w:val="20"/>
+        </w:rPr>
+      </w:pPr>
+      <w:r>
+        <w:rPr>
+          <w:rFonts w:ascii="Arial" w:hAnsi="Arial" w:cs="Arial"/>
+          <w:sz w:val="20"/>
+          <w:szCs w:val="20"/>
+        </w:rPr>
+        <w:t xml:space="preserve">Precio: </w:t>
+      </w:r>
+      <w:r>
+        <w:rPr>
+          <w:rFonts w:ascii="Arial" w:hAnsi="Arial" w:cs="Arial"/>
+          <w:sz w:val="20"/>
+          <w:szCs w:val="20"/>
+        </w:rPr>
+        <w:t>2,655 €</w:t>
+      </w:r>
+      <w:r>
+        <w:rPr>
+          <w:rFonts w:ascii="Arial" w:hAnsi="Arial" w:cs="Arial"/>
+          <w:sz w:val="20"/>
+          <w:szCs w:val="20"/>
+        </w:rPr>
+        <w:t xml:space="preserve"> + accesorios (200</w:t>
+      </w:r>
+      <w:r>
+        <w:rPr>
+          <w:rFonts w:ascii="Arial" w:hAnsi="Arial" w:cs="Arial"/>
+          <w:sz w:val="20"/>
+          <w:szCs w:val="20"/>
+        </w:rPr>
+        <w:t>€</w:t>
+      </w:r>
+      <w:r>
+        <w:rPr>
+          <w:rFonts w:ascii="Arial" w:hAnsi="Arial" w:cs="Arial"/>
+          <w:sz w:val="20"/>
+          <w:szCs w:val="20"/>
+        </w:rPr>
+        <w:t>)</w:t>
+      </w:r>
+    </w:p>
+    <w:p>
+      <w:pPr>
+        <w:pStyle w:val="NoSpacing"/>
+        <w:rPr>
+          <w:rFonts w:ascii="Arial" w:hAnsi="Arial" w:cs="Arial"/>
+          <w:sz w:val="20"/>
+          <w:szCs w:val="20"/>
+        </w:rPr>
+      </w:pPr>
+      <w:r>
+        <w:rPr>
+          <w:rFonts w:ascii="Arial" w:hAnsi="Arial" w:cs="Arial"/>
+          <w:sz w:val="20"/>
+          <w:szCs w:val="20"/>
+        </w:rPr>
+        <w:t xml:space="preserve">Velocidad: </w:t>
+      </w:r>
+      <w:r>
+        <w:rPr>
+          <w:rFonts w:ascii="Arial" w:hAnsi="Arial" w:cs="Arial"/>
+          <w:sz w:val="20"/>
+          <w:szCs w:val="20"/>
+        </w:rPr>
+        <w:t>450°/s</w:t>
+      </w:r>
+      <w:r>
+        <w:rPr>
+          <w:rFonts w:ascii="Arial" w:hAnsi="Arial" w:cs="Arial"/>
+          <w:sz w:val="20"/>
+          <w:szCs w:val="20"/>
+        </w:rPr>
+        <w:t xml:space="preserve"> </w:t>
+      </w:r>
+    </w:p>
+    <w:p>
+      <w:pPr>
+        <w:pStyle w:val="NoSpacing"/>
+        <w:rPr>
+          <w:rFonts w:ascii="Arial" w:hAnsi="Arial" w:cs="Arial"/>
+          <w:sz w:val="20"/>
+          <w:szCs w:val="20"/>
+        </w:rPr>
+      </w:pPr>
+    </w:p>
+    <w:p>
+      <w:pPr>
+        <w:pStyle w:val="NoSpacing"/>
+        <w:rPr>
+          <w:rFonts w:ascii="Arial" w:hAnsi="Arial" w:cs="Arial"/>
+          <w:sz w:val="20"/>
+          <w:szCs w:val="20"/>
+        </w:rPr>
+      </w:pPr>
+    </w:p>
+    <w:p>
+      <w:pPr>
+        <w:pStyle w:val="NoSpacing"/>
+        <w:rPr>
+          <w:rFonts w:ascii="Arial" w:hAnsi="Arial" w:cs="Arial"/>
+          <w:sz w:val="20"/>
+          <w:szCs w:val="20"/>
+        </w:rPr>
+      </w:pPr>
+      <w:r>
+        <w:drawing>
+          <wp:inline distT="0" distB="0" distL="0" distR="0" wp14:anchorId="10FB15A7" wp14:editId="5D76BFC2">
+            <wp:extent cx="3808730" cy="2381250"/>
+            <wp:effectExtent l="0" t="0" r="1270" b="0"/>
+            <wp:docPr id="674013847" name="Picture 3" descr="Photo of the X-RSW-E"/>
+            <wp:cNvGraphicFramePr>
+              <a:graphicFrameLocks xmlns:a="http://schemas.openxmlformats.org/drawingml/2006/main" noChangeAspect="1"/>
+            </wp:cNvGraphicFramePr>
+            <a:graphic xmlns:a="http://schemas.openxmlformats.org/drawingml/2006/main">
+              <a:graphicData uri="http://schemas.openxmlformats.org/drawingml/2006/picture">
+                <pic:pic xmlns:pic="http://schemas.openxmlformats.org/drawingml/2006/picture">
+                  <pic:nvPicPr>
+                    <pic:cNvPr id="0" name="Picture 11" descr="Photo of the X-RSW-E"/>
+                    <pic:cNvPicPr>
+                      <a:picLocks noChangeAspect="1" noChangeArrowheads="1"/>
+                    </pic:cNvPicPr>
+                  </pic:nvPicPr>
+                  <pic:blipFill>
+                    <a:blip r:embed="rId15">
+                      <a:extLst>
+                        <a:ext uri="{28A0092B-C50C-407E-A947-70E740481C1C}">
+                          <a14:useLocalDpi xmlns:a14="http://schemas.microsoft.com/office/drawing/2010/main" val="0"/>
+                        </a:ext>
+                      </a:extLst>
+                    </a:blip>
+                    <a:srcRect/>
+                    <a:stretch>
+                      <a:fillRect/>
+                    </a:stretch>
+                  </pic:blipFill>
+                  <pic:spPr bwMode="auto">
+                    <a:xfrm>
+                      <a:off x="0" y="0"/>
+                      <a:ext cx="3808730" cy="2381250"/>
+                    </a:xfrm>
+                    <a:prstGeom prst="rect">
+                      <a:avLst/>
+                    </a:prstGeom>
+                    <a:noFill/>
+                    <a:ln>
+                      <a:noFill/>
+                    </a:ln>
+                  </pic:spPr>
+                </pic:pic>
+              </a:graphicData>
+            </a:graphic>
+          </wp:inline>
+        </w:drawing>
+      </w:r>
+    </w:p>
+    <w:p>
+      <w:pPr>
+        <w:pStyle w:val="NoSpacing"/>
+        <w:rPr>
+          <w:rFonts w:ascii="Arial" w:hAnsi="Arial" w:cs="Arial"/>
+          <w:sz w:val="20"/>
+          <w:szCs w:val="20"/>
+        </w:rPr>
+      </w:pPr>
+    </w:p>
+    <w:p>
+      <w:pPr>
+        <w:pStyle w:val="NoSpacing"/>
+        <w:rPr>
+          <w:rFonts w:ascii="Arial" w:hAnsi="Arial" w:cs="Arial"/>
+          <w:sz w:val="20"/>
+          <w:szCs w:val="20"/>
+        </w:rPr>
+      </w:pPr>
+    </w:p>
+    <w:p>
+      <w:pPr>
+        <w:pStyle w:val="NoSpacing"/>
+        <w:rPr>
+          <w:rFonts w:ascii="Arial" w:hAnsi="Arial" w:cs="Arial"/>
+          <w:sz w:val="20"/>
+          <w:szCs w:val="20"/>
+        </w:rPr>
+      </w:pPr>
+      <w:hyperlink r:id="rId16" w:history="1">
+        <w:r>
+          <w:rPr>
+            <w:rStyle w:val="Hyperlink"/>
+            <w:rFonts w:ascii="Arial" w:hAnsi="Arial" w:cs="Arial"/>
+            <w:sz w:val="20"/>
+            <w:szCs w:val="20"/>
+          </w:rPr>
+          <w:t>https://www.zaber.com/products/rotary-stages/X-RSB-E/specs?part=X-RSB060AD-E01</w:t>
+        </w:r>
+      </w:hyperlink>
+    </w:p>
+    <w:p>
+      <w:pPr>
+        <w:pStyle w:val="NoSpacing"/>
+        <w:rPr>
+          <w:rFonts w:ascii="Arial" w:hAnsi="Arial" w:cs="Arial"/>
+          <w:sz w:val="20"/>
+          <w:szCs w:val="20"/>
+        </w:rPr>
+      </w:pPr>
+      <w:r>
+        <w:rPr>
+          <w:rFonts w:ascii="Arial" w:hAnsi="Arial" w:cs="Arial"/>
+          <w:sz w:val="20"/>
+          <w:szCs w:val="20"/>
+        </w:rPr>
+        <w:t xml:space="preserve">Precio: </w:t>
+      </w:r>
+      <w:r>
+        <w:rPr>
+          <w:rFonts w:ascii="Arial" w:hAnsi="Arial" w:cs="Arial"/>
+          <w:sz w:val="20"/>
+          <w:szCs w:val="20"/>
+        </w:rPr>
+        <w:t>2,396 €</w:t>
+      </w:r>
+      <w:r>
+        <w:rPr>
+          <w:rFonts w:ascii="Arial" w:hAnsi="Arial" w:cs="Arial"/>
+          <w:sz w:val="20"/>
+          <w:szCs w:val="20"/>
+        </w:rPr>
+        <w:t xml:space="preserve"> + 200 </w:t>
+      </w:r>
+      <w:r>
+        <w:rPr>
+          <w:rFonts w:ascii="Arial" w:hAnsi="Arial" w:cs="Arial"/>
+          <w:sz w:val="20"/>
+          <w:szCs w:val="20"/>
+        </w:rPr>
+        <w:t>€</w:t>
+      </w:r>
+      <w:r>
+        <w:rPr>
+          <w:rFonts w:ascii="Arial" w:hAnsi="Arial" w:cs="Arial"/>
+          <w:sz w:val="20"/>
+          <w:szCs w:val="20"/>
+        </w:rPr>
+        <w:t xml:space="preserve"> (accesorios)</w:t>
+      </w:r>
+    </w:p>
+    <w:p>
+      <w:pPr>
+        <w:pStyle w:val="NoSpacing"/>
+        <w:jc w:val="both"/>
+        <w:rPr>
+          <w:rFonts w:ascii="Arial" w:hAnsi="Arial" w:cs="Arial"/>
+          <w:sz w:val="20"/>
+          <w:szCs w:val="20"/>
+        </w:rPr>
+      </w:pPr>
+      <w:r>
+        <w:rPr>
+          <w:rFonts w:ascii="Arial" w:hAnsi="Arial" w:cs="Arial"/>
+          <w:sz w:val="20"/>
+          <w:szCs w:val="20"/>
+        </w:rPr>
+        <w:t xml:space="preserve">Velocidad: </w:t>
+      </w:r>
+      <w:r>
+        <w:rPr>
+          <w:rFonts w:ascii="Arial" w:hAnsi="Arial" w:cs="Arial"/>
+          <w:sz w:val="20"/>
+          <w:szCs w:val="20"/>
+        </w:rPr>
+        <w:t>7200°/s</w:t>
+      </w:r>
+    </w:p>
+    <w:p>
+      <w:pPr>
+        <w:pStyle w:val="NoSpacing"/>
+        <w:jc w:val="both"/>
+        <w:rPr>
+          <w:rFonts w:ascii="Arial" w:hAnsi="Arial" w:cs="Arial"/>
+          <w:sz w:val="20"/>
+          <w:szCs w:val="20"/>
+        </w:rPr>
+      </w:pPr>
+    </w:p>
+    <w:p>
+      <w:pPr>
+        <w:pStyle w:val="NoSpacing"/>
+        <w:jc w:val="both"/>
+        <w:rPr>
+          <w:rFonts w:ascii="Arial" w:hAnsi="Arial" w:cs="Arial"/>
+          <w:sz w:val="20"/>
+          <w:szCs w:val="20"/>
+        </w:rPr>
+      </w:pPr>
+      <w:r>
+        <w:lastRenderedPageBreak/>
+        <w:drawing>
+          <wp:inline distT="0" distB="0" distL="0" distR="0" wp14:anchorId="6CE2BC18" wp14:editId="705E606E">
+            <wp:extent cx="3808730" cy="2723515"/>
+            <wp:effectExtent l="0" t="0" r="1270" b="635"/>
+            <wp:docPr id="996793089" name="Picture 4" descr="X-RSB060AD-E01"/>
+            <wp:cNvGraphicFramePr>
+              <a:graphicFrameLocks xmlns:a="http://schemas.openxmlformats.org/drawingml/2006/main" noChangeAspect="1"/>
+            </wp:cNvGraphicFramePr>
+            <a:graphic xmlns:a="http://schemas.openxmlformats.org/drawingml/2006/main">
+              <a:graphicData uri="http://schemas.openxmlformats.org/drawingml/2006/picture">
+                <pic:pic xmlns:pic="http://schemas.openxmlformats.org/drawingml/2006/picture">
+                  <pic:nvPicPr>
+                    <pic:cNvPr id="0" name="Picture 13" descr="X-RSB060AD-E01"/>
+                    <pic:cNvPicPr>
+                      <a:picLocks noChangeAspect="1" noChangeArrowheads="1"/>
+                    </pic:cNvPicPr>
+                  </pic:nvPicPr>
+                  <pic:blipFill>
+                    <a:blip r:embed="rId17">
+                      <a:extLst>
+                        <a:ext uri="{28A0092B-C50C-407E-A947-70E740481C1C}">
+                          <a14:useLocalDpi xmlns:a14="http://schemas.microsoft.com/office/drawing/2010/main" val="0"/>
+                        </a:ext>
+                      </a:extLst>
+                    </a:blip>
+                    <a:srcRect/>
+                    <a:stretch>
+                      <a:fillRect/>
+                    </a:stretch>
+                  </pic:blipFill>
+                  <pic:spPr bwMode="auto">
+                    <a:xfrm>
+                      <a:off x="0" y="0"/>
+                      <a:ext cx="3808730" cy="2723515"/>
+                    </a:xfrm>
+                    <a:prstGeom prst="rect">
+                      <a:avLst/>
+                    </a:prstGeom>
+                    <a:noFill/>
+                    <a:ln>
+                      <a:noFill/>
+                    </a:ln>
+                  </pic:spPr>
+                </pic:pic>
+              </a:graphicData>
+            </a:graphic>
+          </wp:inline>
+        </w:drawing>
+      </w:r>
+    </w:p>
+    <w:p>
+      <w:pPr>
+        <w:pStyle w:val="NoSpacing"/>
+        <w:jc w:val="both"/>
+        <w:rPr>
+          <w:rFonts w:ascii="Arial" w:hAnsi="Arial" w:cs="Arial"/>
+          <w:sz w:val="20"/>
+          <w:szCs w:val="20"/>
+        </w:rPr>
+      </w:pPr>
+    </w:p>
+    <w:p>
+      <w:pPr>
+        <w:pStyle w:val="NoSpacing"/>
+        <w:jc w:val="both"/>
+        <w:rPr>
+          <w:rFonts w:ascii="Arial" w:hAnsi="Arial" w:cs="Arial"/>
+          <w:sz w:val="20"/>
+          <w:szCs w:val="20"/>
+        </w:rPr>
+      </w:pPr>
+    </w:p>
+    <w:p>
+      <w:pPr>
+        <w:pStyle w:val="NoSpacing"/>
+        <w:jc w:val="both"/>
+        <w:rPr>
+          <w:rFonts w:ascii="Arial" w:hAnsi="Arial" w:cs="Arial"/>
+          <w:sz w:val="20"/>
+          <w:szCs w:val="20"/>
+        </w:rPr>
+      </w:pPr>
+    </w:p>
+    <w:p>
+      <w:pPr>
+        <w:pStyle w:val="NoSpacing"/>
+        <w:jc w:val="both"/>
+        <w:rPr>
+          <w:rFonts w:ascii="Arial" w:hAnsi="Arial" w:cs="Arial"/>
+          <w:sz w:val="20"/>
+          <w:szCs w:val="20"/>
+        </w:rPr>
+      </w:pPr>
+    </w:p>
+    <w:p>
+      <w:pPr>
+        <w:pStyle w:val="NoSpacing"/>
+        <w:jc w:val="both"/>
+        <w:rPr>
+          <w:rFonts w:ascii="Arial" w:hAnsi="Arial" w:cs="Arial"/>
+          <w:sz w:val="20"/>
+          <w:szCs w:val="20"/>
+        </w:rPr>
+      </w:pPr>
+    </w:p>
+    <w:p>
+      <w:pPr>
+        <w:pStyle w:val="NoSpacing"/>
+        <w:jc w:val="both"/>
+        <w:rPr>
+          <w:rFonts w:ascii="Arial" w:hAnsi="Arial" w:cs="Arial"/>
+          <w:sz w:val="20"/>
+          <w:szCs w:val="20"/>
+        </w:rPr>
+      </w:pPr>
+      <w:r>
+        <w:rPr>
+          <w:rFonts w:ascii="Arial" w:hAnsi="Arial" w:cs="Arial"/>
+          <w:sz w:val="20"/>
+          <w:szCs w:val="20"/>
+        </w:rPr>
+        <w:t xml:space="preserve">Para la realización de un sistema independiente: </w:t>
+      </w:r>
+    </w:p>
+    <w:p>
+      <w:pPr>
+        <w:pStyle w:val="NoSpacing"/>
+        <w:jc w:val="both"/>
+        <w:rPr>
+          <w:rFonts w:ascii="Arial" w:hAnsi="Arial" w:cs="Arial"/>
+          <w:sz w:val="20"/>
+          <w:szCs w:val="20"/>
+        </w:rPr>
+      </w:pPr>
+      <w:hyperlink r:id="rId18" w:history="1">
+        <w:r>
+          <w:rPr>
+            <w:rStyle w:val="Hyperlink"/>
+            <w:rFonts w:ascii="Arial" w:hAnsi="Arial" w:cs="Arial"/>
+            <w:sz w:val="20"/>
+            <w:szCs w:val="20"/>
+          </w:rPr>
+          <w:t>https://openvlc.networks.imdea.org/instructions.html</w:t>
+        </w:r>
+      </w:hyperlink>
+    </w:p>
+    <w:p>
+      <w:pPr>
+        <w:pStyle w:val="NoSpacing"/>
+        <w:jc w:val="both"/>
+        <w:rPr>
+          <w:rFonts w:ascii="Arial" w:hAnsi="Arial" w:cs="Arial"/>
+          <w:sz w:val="20"/>
+          <w:szCs w:val="20"/>
+        </w:rPr>
+      </w:pPr>
+      <w:hyperlink r:id="rId19" w:history="1">
+        <w:r>
+          <w:rPr>
+            <w:rStyle w:val="Hyperlink"/>
+            <w:rFonts w:ascii="Arial" w:hAnsi="Arial" w:cs="Arial"/>
+            <w:sz w:val="20"/>
+            <w:szCs w:val="20"/>
+          </w:rPr>
+          <w:t>https://github.com/openvlc/openvlc</w:t>
+        </w:r>
+      </w:hyperlink>
+    </w:p>
+    <w:p>
+      <w:pPr>
+        <w:pStyle w:val="NoSpacing"/>
+        <w:jc w:val="both"/>
+        <w:rPr>
+          <w:rFonts w:ascii="Arial" w:hAnsi="Arial" w:cs="Arial"/>
+          <w:sz w:val="20"/>
+          <w:szCs w:val="20"/>
+        </w:rPr>
+      </w:pPr>
+      <w:hyperlink r:id="rId20" w:history="1">
+        <w:r>
+          <w:rPr>
+            <w:rStyle w:val="Hyperlink"/>
+            <w:rFonts w:ascii="Arial" w:hAnsi="Arial" w:cs="Arial"/>
+            <w:sz w:val="20"/>
+            <w:szCs w:val="20"/>
+          </w:rPr>
+          <w:t>https://github.com/VCAS-UOI/violin-pd</w:t>
+        </w:r>
+      </w:hyperlink>
     </w:p>
     <w:p>
       <w:pPr>
@@ -2817,7 +3773,6 @@
   <w:style w:type="character" w:default="1" w:styleId="DefaultParagraphFont">
     <w:name w:val="Default Paragraph Font"/>
     <w:uiPriority w:val="1"/>
-    <w:semiHidden/>
     <w:unhideWhenUsed/>
   </w:style>
   <w:style w:type="table" w:default="1" w:styleId="TableNormal">
@@ -3156,6 +4111,29 @@
       <w:noProof/>
     </w:rPr>
   </w:style>
+  <w:style w:type="character" w:styleId="Hyperlink">
+    <w:name w:val="Hyperlink"/>
+    <w:basedOn w:val="DefaultParagraphFont"/>
+    <w:uiPriority w:val="99"/>
+    <w:unhideWhenUsed/>
+    <w:rsid w:val="00EE7925"/>
+    <w:rPr>
+      <w:color w:val="467886" w:themeColor="hyperlink"/>
+      <w:u w:val="single"/>
+    </w:rPr>
+  </w:style>
+  <w:style w:type="character" w:styleId="UnresolvedMention">
+    <w:name w:val="Unresolved Mention"/>
+    <w:basedOn w:val="DefaultParagraphFont"/>
+    <w:uiPriority w:val="99"/>
+    <w:semiHidden/>
+    <w:unhideWhenUsed/>
+    <w:rsid w:val="00EE7925"/>
+    <w:rPr>
+      <w:color w:val="605E5C"/>
+      <w:shd w:val="clear" w:color="auto" w:fill="E1DFDD"/>
+    </w:rPr>
+  </w:style>
 </w:styles>
 </file>
 

--- a/CAMBRIDGE/analysis/Analysis.docx
+++ b/CAMBRIDGE/analysis/Analysis.docx
@@ -84,17 +84,6 @@
         </w:rPr>
         <w:t>. Luego se cambio la frecuencia de un LED desde 0 a 1Mhz con saltos de 5Khz. Por cada frecuencia que recorrio se calculo la amplitud en la FFT. El resultado se muestra a continuación</w:t>
       </w:r>
-    </w:p>
-    <w:p>
-      <w:pPr>
-        <w:pStyle w:val="NoSpacing"/>
-        <w:jc w:val="both"/>
-        <w:rPr>
-          <w:rFonts w:ascii="Arial" w:hAnsi="Arial" w:cs="Arial"/>
-          <w:sz w:val="20"/>
-          <w:szCs w:val="20"/>
-        </w:rPr>
-      </w:pPr>
     </w:p>
     <w:p>
       <w:pPr>
@@ -763,7 +752,7 @@
         </w:rPr>
         <w:lastRenderedPageBreak/>
         <w:drawing>
-          <wp:inline distT="0" distB="0" distL="0" distR="0" wp14:anchorId="1E5A4669" wp14:editId="20F3A35E">
+          <wp:inline distT="0" distB="0" distL="0" distR="0" wp14:anchorId="1E5A4669" wp14:editId="20614171">
             <wp:extent cx="3738563" cy="6794177"/>
             <wp:effectExtent l="0" t="0" r="0" b="6985"/>
             <wp:docPr id="2009083816" name="Picture 2"/>
@@ -3773,6 +3762,7 @@
   <w:style w:type="character" w:default="1" w:styleId="DefaultParagraphFont">
     <w:name w:val="Default Paragraph Font"/>
     <w:uiPriority w:val="1"/>
+    <w:semiHidden/>
     <w:unhideWhenUsed/>
   </w:style>
   <w:style w:type="table" w:default="1" w:styleId="TableNormal">
